--- a/NIO Packages-02-02-2026.docx
+++ b/NIO Packages-02-02-2026.docx
@@ -26,18 +26,10 @@
       </w:pPr>
       <w:r>
         <w:rPr>
-          <w:rFonts w:ascii="Segoe UI Emoji" w:hAnsi="Segoe UI Emoji" w:cs="Segoe UI Emoji"/>
-          <w:b/>
-          <w:bCs/>
-        </w:rPr>
-        <w:t>🔹</w:t>
-      </w:r>
-      <w:r>
-        <w:rPr>
-          <w:b/>
-          <w:bCs/>
-        </w:rPr>
-        <w:t xml:space="preserve"> Definition</w:t>
+          <w:b/>
+          <w:bCs/>
+        </w:rPr>
+        <w:t>Definition</w:t>
       </w:r>
     </w:p>
     <w:p>
@@ -248,27 +240,29 @@
       </w:r>
     </w:p>
     <w:p>
-      <w:proofErr w:type="spellStart"/>
       <w:r>
         <w:t>java.nio</w:t>
       </w:r>
-      <w:proofErr w:type="spellEnd"/>
-    </w:p>
-    <w:p>
-      <w:proofErr w:type="spellStart"/>
+    </w:p>
+    <w:p>
       <w:r>
         <w:t>java.nio.channels</w:t>
       </w:r>
-      <w:proofErr w:type="spellEnd"/>
-    </w:p>
-    <w:p>
-      <w:proofErr w:type="spellStart"/>
+    </w:p>
+    <w:p>
       <w:r>
         <w:t>java.nio.file</w:t>
       </w:r>
-      <w:proofErr w:type="spellEnd"/>
     </w:p>
     <w:p/>
+    <w:p>
+      <w:pPr>
+        <w:rPr>
+          <w:b/>
+          <w:bCs/>
+        </w:rPr>
+      </w:pPr>
+    </w:p>
     <w:p>
       <w:pPr>
         <w:rPr>
@@ -416,23 +410,7 @@
           <w:b/>
           <w:bCs/>
         </w:rPr>
-        <w:t xml:space="preserve">Java IO vs Java NIO (Interview </w:t>
-      </w:r>
-      <w:proofErr w:type="spellStart"/>
-      <w:r>
-        <w:rPr>
-          <w:b/>
-          <w:bCs/>
-        </w:rPr>
-        <w:t>Favorite</w:t>
-      </w:r>
-      <w:proofErr w:type="spellEnd"/>
-      <w:r>
-        <w:rPr>
-          <w:b/>
-          <w:bCs/>
-        </w:rPr>
-        <w:t>)</w:t>
+        <w:t>Java IO vs Java NIO (Interview Favorite)</w:t>
       </w:r>
     </w:p>
     <w:tbl>
@@ -1120,21 +1098,8 @@
       </w:r>
     </w:p>
     <w:p>
-      <w:proofErr w:type="spellStart"/>
-      <w:r>
-        <w:t>ByteBuffer</w:t>
-      </w:r>
-      <w:proofErr w:type="spellEnd"/>
-      <w:r>
-        <w:t xml:space="preserve"> buffer = </w:t>
-      </w:r>
-      <w:proofErr w:type="spellStart"/>
-      <w:r>
-        <w:t>ByteBuffer.allocate</w:t>
-      </w:r>
-      <w:proofErr w:type="spellEnd"/>
-      <w:r>
-        <w:t>(1024);</w:t>
+      <w:r>
+        <w:t>ByteBuffer buffer = ByteBuffer.allocate(1024);</w:t>
       </w:r>
     </w:p>
     <w:p>
@@ -1182,18 +1147,14 @@
       </w:r>
     </w:p>
     <w:p>
-      <w:proofErr w:type="spellStart"/>
       <w:r>
         <w:t>FileChannel</w:t>
       </w:r>
-      <w:proofErr w:type="spellEnd"/>
-    </w:p>
-    <w:p>
-      <w:proofErr w:type="spellStart"/>
+    </w:p>
+    <w:p>
       <w:r>
         <w:t>SocketChannel</w:t>
       </w:r>
-      <w:proofErr w:type="spellEnd"/>
     </w:p>
     <w:p>
       <w:r>
@@ -1255,23 +1216,7 @@
     </w:p>
     <w:p>
       <w:r>
-        <w:t xml:space="preserve">Selector </w:t>
-      </w:r>
-      <w:proofErr w:type="spellStart"/>
-      <w:r>
-        <w:t>selector</w:t>
-      </w:r>
-      <w:proofErr w:type="spellEnd"/>
-      <w:r>
-        <w:t xml:space="preserve"> = </w:t>
-      </w:r>
-      <w:proofErr w:type="spellStart"/>
-      <w:r>
-        <w:t>Selector.open</w:t>
-      </w:r>
-      <w:proofErr w:type="spellEnd"/>
-      <w:r>
-        <w:t>();</w:t>
+        <w:t>Selector selector = Selector.open();</w:t>
       </w:r>
     </w:p>
     <w:p/>
@@ -1340,22 +1285,7 @@
           <w:b/>
           <w:bCs/>
         </w:rPr>
-        <w:t>3️</w:t>
-      </w:r>
-      <w:r>
-        <w:rPr>
-          <w:rFonts w:ascii="Segoe UI Symbol" w:hAnsi="Segoe UI Symbol" w:cs="Segoe UI Symbol"/>
-          <w:b/>
-          <w:bCs/>
-        </w:rPr>
-        <w:t>⃣</w:t>
-      </w:r>
-      <w:r>
-        <w:rPr>
-          <w:b/>
-          <w:bCs/>
-        </w:rPr>
-        <w:t xml:space="preserve"> Java IO vs Java NIO (INTERVIEW MUST)</w:t>
+        <w:t>Java IO vs Java NIO (INTERVIEW MUST)</w:t>
       </w:r>
     </w:p>
     <w:tbl>
@@ -1438,7 +1368,6 @@
                 <w:bCs/>
               </w:rPr>
             </w:pPr>
-            <w:proofErr w:type="spellStart"/>
             <w:r>
               <w:rPr>
                 <w:b/>
@@ -1446,7 +1375,6 @@
               </w:rPr>
               <w:t>java.nio</w:t>
             </w:r>
-            <w:proofErr w:type="spellEnd"/>
           </w:p>
         </w:tc>
       </w:tr>
@@ -1726,11 +1654,9 @@
             <w:hideMark/>
           </w:tcPr>
           <w:p>
-            <w:proofErr w:type="spellStart"/>
             <w:r>
               <w:t>FileReader</w:t>
             </w:r>
-            <w:proofErr w:type="spellEnd"/>
           </w:p>
         </w:tc>
         <w:tc>
@@ -1740,11 +1666,9 @@
             <w:hideMark/>
           </w:tcPr>
           <w:p>
-            <w:proofErr w:type="spellStart"/>
             <w:r>
               <w:t>FileChannel</w:t>
             </w:r>
-            <w:proofErr w:type="spellEnd"/>
           </w:p>
         </w:tc>
       </w:tr>
@@ -1783,13 +1707,8 @@
           <w:numId w:val="7"/>
         </w:numPr>
       </w:pPr>
-      <w:proofErr w:type="spellStart"/>
-      <w:r>
-        <w:t>java.nio</w:t>
-      </w:r>
-      <w:proofErr w:type="spellEnd"/>
-      <w:r>
-        <w:t xml:space="preserve"> → servers, microservices, streaming</w:t>
+      <w:r>
+        <w:t>java.nio → servers, microservices, streaming</w:t>
       </w:r>
     </w:p>
     <w:p/>
@@ -1866,59 +1785,23 @@
     <w:p/>
     <w:p>
       <w:r>
-        <w:t xml:space="preserve">import </w:t>
-      </w:r>
-      <w:proofErr w:type="spellStart"/>
-      <w:r>
-        <w:t>java.nio.ByteBuffer</w:t>
-      </w:r>
-      <w:proofErr w:type="spellEnd"/>
-      <w:r>
-        <w:t>;</w:t>
+        <w:t>import java.nio.ByteBuffer;</w:t>
       </w:r>
     </w:p>
     <w:p/>
     <w:p>
       <w:r>
-        <w:t xml:space="preserve">public class </w:t>
-      </w:r>
-      <w:proofErr w:type="spellStart"/>
-      <w:r>
-        <w:t>BufferExample</w:t>
-      </w:r>
-      <w:proofErr w:type="spellEnd"/>
-      <w:r>
-        <w:t xml:space="preserve"> {</w:t>
-      </w:r>
-    </w:p>
-    <w:p>
-      <w:r>
-        <w:t xml:space="preserve">    public static void main(String[] </w:t>
-      </w:r>
-      <w:proofErr w:type="spellStart"/>
-      <w:r>
-        <w:t>args</w:t>
-      </w:r>
-      <w:proofErr w:type="spellEnd"/>
-      <w:r>
-        <w:t>) {</w:t>
-      </w:r>
-    </w:p>
-    <w:p>
-      <w:r>
-        <w:t xml:space="preserve">        </w:t>
-      </w:r>
-      <w:proofErr w:type="spellStart"/>
-      <w:r>
-        <w:t>ByteBuffer</w:t>
-      </w:r>
-      <w:proofErr w:type="spellEnd"/>
-      <w:r>
-        <w:t xml:space="preserve"> buffer = </w:t>
-      </w:r>
-      <w:proofErr w:type="spellStart"/>
-      <w:r>
-        <w:t>ByteBuffer.</w:t>
+        <w:t>public class BufferExample {</w:t>
+      </w:r>
+    </w:p>
+    <w:p>
+      <w:r>
+        <w:t xml:space="preserve">    public static void main(String[] args) {</w:t>
+      </w:r>
+    </w:p>
+    <w:p>
+      <w:r>
+        <w:t xml:space="preserve">        ByteBuffer buffer = ByteBuffer.</w:t>
       </w:r>
       <w:r>
         <w:rPr>
@@ -1927,7 +1810,6 @@
         </w:rPr>
         <w:t>allocate</w:t>
       </w:r>
-      <w:proofErr w:type="spellEnd"/>
       <w:r>
         <w:t>(10);</w:t>
       </w:r>
@@ -1935,65 +1817,29 @@
     <w:p/>
     <w:p>
       <w:r>
-        <w:t xml:space="preserve">        </w:t>
-      </w:r>
-      <w:proofErr w:type="spellStart"/>
-      <w:r>
-        <w:t>buffer.put</w:t>
-      </w:r>
-      <w:proofErr w:type="spellEnd"/>
-      <w:r>
-        <w:t>((byte) 10);</w:t>
-      </w:r>
-    </w:p>
-    <w:p>
-      <w:r>
-        <w:t xml:space="preserve">        </w:t>
-      </w:r>
-      <w:proofErr w:type="spellStart"/>
-      <w:r>
-        <w:t>buffer.put</w:t>
-      </w:r>
-      <w:proofErr w:type="spellEnd"/>
-      <w:r>
-        <w:t>((byte) 20);</w:t>
+        <w:t xml:space="preserve">        buffer.put((byte) 10);</w:t>
+      </w:r>
+    </w:p>
+    <w:p>
+      <w:r>
+        <w:t xml:space="preserve">        buffer.put((byte) 20);</w:t>
       </w:r>
     </w:p>
     <w:p/>
     <w:p>
       <w:r>
-        <w:t xml:space="preserve">        </w:t>
-      </w:r>
-      <w:proofErr w:type="spellStart"/>
-      <w:r>
-        <w:t>buffer.flip</w:t>
-      </w:r>
-      <w:proofErr w:type="spellEnd"/>
-      <w:r>
-        <w:t>(); // switch write → read</w:t>
+        <w:t xml:space="preserve">        buffer.flip(); // switch write → read</w:t>
       </w:r>
     </w:p>
     <w:p/>
     <w:p>
       <w:r>
-        <w:t xml:space="preserve">        while (</w:t>
-      </w:r>
-      <w:proofErr w:type="spellStart"/>
-      <w:r>
-        <w:t>buffer.hasRemaining</w:t>
-      </w:r>
-      <w:proofErr w:type="spellEnd"/>
-      <w:r>
-        <w:t>()) {</w:t>
-      </w:r>
-    </w:p>
-    <w:p>
-      <w:r>
-        <w:t xml:space="preserve">            </w:t>
-      </w:r>
-      <w:proofErr w:type="spellStart"/>
-      <w:r>
-        <w:t>System.</w:t>
+        <w:t xml:space="preserve">        while (buffer.hasRemaining()) {</w:t>
+      </w:r>
+    </w:p>
+    <w:p>
+      <w:r>
+        <w:t xml:space="preserve">            System.</w:t>
       </w:r>
       <w:r>
         <w:rPr>
@@ -2003,19 +1849,7 @@
         <w:t>out</w:t>
       </w:r>
       <w:r>
-        <w:t>.println</w:t>
-      </w:r>
-      <w:proofErr w:type="spellEnd"/>
-      <w:r>
-        <w:t>(</w:t>
-      </w:r>
-      <w:proofErr w:type="spellStart"/>
-      <w:r>
-        <w:t>buffer.get</w:t>
-      </w:r>
-      <w:proofErr w:type="spellEnd"/>
-      <w:r>
-        <w:t>());</w:t>
+        <w:t>.println(buffer.get());</w:t>
       </w:r>
     </w:p>
     <w:p>
@@ -2511,22 +2345,7 @@
           <w:b/>
           <w:bCs/>
         </w:rPr>
-        <w:t>2️</w:t>
-      </w:r>
-      <w:r>
-        <w:rPr>
-          <w:rFonts w:ascii="Segoe UI Symbol" w:hAnsi="Segoe UI Symbol" w:cs="Segoe UI Symbol"/>
-          <w:b/>
-          <w:bCs/>
-        </w:rPr>
-        <w:t>⃣</w:t>
-      </w:r>
-      <w:r>
-        <w:rPr>
-          <w:b/>
-          <w:bCs/>
-        </w:rPr>
-        <w:t xml:space="preserve"> IO vs NIO Mapping (Very Important)</w:t>
+        <w:t>IO vs NIO Mapping (Very Important)</w:t>
       </w:r>
     </w:p>
     <w:tbl>
@@ -2635,157 +2454,8 @@
             <w:hideMark/>
           </w:tcPr>
           <w:p>
-            <w:proofErr w:type="spellStart"/>
             <w:r>
               <w:t>FileInputStream</w:t>
-            </w:r>
-            <w:proofErr w:type="spellEnd"/>
-          </w:p>
-        </w:tc>
-        <w:tc>
-          <w:tcPr>
-            <w:tcW w:w="0" w:type="auto"/>
-            <w:vAlign w:val="center"/>
-            <w:hideMark/>
-          </w:tcPr>
-          <w:p>
-            <w:proofErr w:type="spellStart"/>
-            <w:r>
-              <w:rPr>
-                <w:highlight w:val="yellow"/>
-              </w:rPr>
-              <w:t>Files</w:t>
-            </w:r>
-            <w:r>
-              <w:t>.newInputStream</w:t>
-            </w:r>
-            <w:proofErr w:type="spellEnd"/>
-          </w:p>
-        </w:tc>
-      </w:tr>
-      <w:tr>
-        <w:trPr>
-          <w:tblCellSpacing w:w="15" w:type="dxa"/>
-        </w:trPr>
-        <w:tc>
-          <w:tcPr>
-            <w:tcW w:w="0" w:type="auto"/>
-            <w:vAlign w:val="center"/>
-            <w:hideMark/>
-          </w:tcPr>
-          <w:p>
-            <w:proofErr w:type="spellStart"/>
-            <w:r>
-              <w:t>FileOutputStream</w:t>
-            </w:r>
-            <w:proofErr w:type="spellEnd"/>
-          </w:p>
-        </w:tc>
-        <w:tc>
-          <w:tcPr>
-            <w:tcW w:w="0" w:type="auto"/>
-            <w:vAlign w:val="center"/>
-            <w:hideMark/>
-          </w:tcPr>
-          <w:p>
-            <w:proofErr w:type="spellStart"/>
-            <w:r>
-              <w:rPr>
-                <w:highlight w:val="yellow"/>
-              </w:rPr>
-              <w:t>Files</w:t>
-            </w:r>
-            <w:r>
-              <w:t>.newOutputStream</w:t>
-            </w:r>
-            <w:proofErr w:type="spellEnd"/>
-          </w:p>
-        </w:tc>
-      </w:tr>
-      <w:tr>
-        <w:trPr>
-          <w:tblCellSpacing w:w="15" w:type="dxa"/>
-        </w:trPr>
-        <w:tc>
-          <w:tcPr>
-            <w:tcW w:w="0" w:type="auto"/>
-            <w:vAlign w:val="center"/>
-            <w:hideMark/>
-          </w:tcPr>
-          <w:p>
-            <w:proofErr w:type="spellStart"/>
-            <w:r>
-              <w:t>FileReader</w:t>
-            </w:r>
-            <w:proofErr w:type="spellEnd"/>
-          </w:p>
-        </w:tc>
-        <w:tc>
-          <w:tcPr>
-            <w:tcW w:w="0" w:type="auto"/>
-            <w:vAlign w:val="center"/>
-            <w:hideMark/>
-          </w:tcPr>
-          <w:p>
-            <w:proofErr w:type="spellStart"/>
-            <w:r>
-              <w:t>Files.newBufferedReader</w:t>
-            </w:r>
-            <w:proofErr w:type="spellEnd"/>
-          </w:p>
-        </w:tc>
-      </w:tr>
-      <w:tr>
-        <w:trPr>
-          <w:tblCellSpacing w:w="15" w:type="dxa"/>
-        </w:trPr>
-        <w:tc>
-          <w:tcPr>
-            <w:tcW w:w="0" w:type="auto"/>
-            <w:vAlign w:val="center"/>
-            <w:hideMark/>
-          </w:tcPr>
-          <w:p>
-            <w:proofErr w:type="spellStart"/>
-            <w:r>
-              <w:t>FileWriter</w:t>
-            </w:r>
-            <w:proofErr w:type="spellEnd"/>
-          </w:p>
-        </w:tc>
-        <w:tc>
-          <w:tcPr>
-            <w:tcW w:w="0" w:type="auto"/>
-            <w:vAlign w:val="center"/>
-            <w:hideMark/>
-          </w:tcPr>
-          <w:p>
-            <w:proofErr w:type="spellStart"/>
-            <w:r>
-              <w:t>Files.newBufferedWriter</w:t>
-            </w:r>
-            <w:proofErr w:type="spellEnd"/>
-          </w:p>
-        </w:tc>
-      </w:tr>
-      <w:tr>
-        <w:trPr>
-          <w:tblCellSpacing w:w="15" w:type="dxa"/>
-        </w:trPr>
-        <w:tc>
-          <w:tcPr>
-            <w:tcW w:w="0" w:type="auto"/>
-            <w:vAlign w:val="center"/>
-            <w:hideMark/>
-          </w:tcPr>
-          <w:p>
-            <w:proofErr w:type="spellStart"/>
-            <w:r>
-              <w:t>File.listFiles</w:t>
-            </w:r>
-            <w:proofErr w:type="spellEnd"/>
-            <w:r>
-              <w:t>()</w:t>
             </w:r>
           </w:p>
         </w:tc>
@@ -2796,13 +2466,14 @@
             <w:hideMark/>
           </w:tcPr>
           <w:p>
-            <w:proofErr w:type="spellStart"/>
             <w:r>
-              <w:t>Files.list</w:t>
+              <w:rPr>
+                <w:highlight w:val="yellow"/>
+              </w:rPr>
+              <w:t>Files</w:t>
             </w:r>
-            <w:proofErr w:type="spellEnd"/>
             <w:r>
-              <w:t>()</w:t>
+              <w:t>.newInputStream</w:t>
             </w:r>
           </w:p>
         </w:tc>
@@ -2818,13 +2489,8 @@
             <w:hideMark/>
           </w:tcPr>
           <w:p>
-            <w:proofErr w:type="spellStart"/>
             <w:r>
-              <w:t>File.exists</w:t>
-            </w:r>
-            <w:proofErr w:type="spellEnd"/>
-            <w:r>
-              <w:t>()</w:t>
+              <w:t>FileOutputStream</w:t>
             </w:r>
           </w:p>
         </w:tc>
@@ -2835,13 +2501,130 @@
             <w:hideMark/>
           </w:tcPr>
           <w:p>
-            <w:proofErr w:type="spellStart"/>
             <w:r>
-              <w:t>Files.exists</w:t>
+              <w:rPr>
+                <w:highlight w:val="yellow"/>
+              </w:rPr>
+              <w:t>Files</w:t>
             </w:r>
-            <w:proofErr w:type="spellEnd"/>
             <w:r>
-              <w:t>()</w:t>
+              <w:t>.newOutputStream</w:t>
+            </w:r>
+          </w:p>
+        </w:tc>
+      </w:tr>
+      <w:tr>
+        <w:trPr>
+          <w:tblCellSpacing w:w="15" w:type="dxa"/>
+        </w:trPr>
+        <w:tc>
+          <w:tcPr>
+            <w:tcW w:w="0" w:type="auto"/>
+            <w:vAlign w:val="center"/>
+            <w:hideMark/>
+          </w:tcPr>
+          <w:p>
+            <w:r>
+              <w:t>FileReader</w:t>
+            </w:r>
+          </w:p>
+        </w:tc>
+        <w:tc>
+          <w:tcPr>
+            <w:tcW w:w="0" w:type="auto"/>
+            <w:vAlign w:val="center"/>
+            <w:hideMark/>
+          </w:tcPr>
+          <w:p>
+            <w:r>
+              <w:t>Files.newBufferedReader</w:t>
+            </w:r>
+          </w:p>
+        </w:tc>
+      </w:tr>
+      <w:tr>
+        <w:trPr>
+          <w:tblCellSpacing w:w="15" w:type="dxa"/>
+        </w:trPr>
+        <w:tc>
+          <w:tcPr>
+            <w:tcW w:w="0" w:type="auto"/>
+            <w:vAlign w:val="center"/>
+            <w:hideMark/>
+          </w:tcPr>
+          <w:p>
+            <w:r>
+              <w:t>FileWriter</w:t>
+            </w:r>
+          </w:p>
+        </w:tc>
+        <w:tc>
+          <w:tcPr>
+            <w:tcW w:w="0" w:type="auto"/>
+            <w:vAlign w:val="center"/>
+            <w:hideMark/>
+          </w:tcPr>
+          <w:p>
+            <w:r>
+              <w:t>Files.newBufferedWriter</w:t>
+            </w:r>
+          </w:p>
+        </w:tc>
+      </w:tr>
+      <w:tr>
+        <w:trPr>
+          <w:tblCellSpacing w:w="15" w:type="dxa"/>
+        </w:trPr>
+        <w:tc>
+          <w:tcPr>
+            <w:tcW w:w="0" w:type="auto"/>
+            <w:vAlign w:val="center"/>
+            <w:hideMark/>
+          </w:tcPr>
+          <w:p>
+            <w:r>
+              <w:t>File.listFiles()</w:t>
+            </w:r>
+          </w:p>
+        </w:tc>
+        <w:tc>
+          <w:tcPr>
+            <w:tcW w:w="0" w:type="auto"/>
+            <w:vAlign w:val="center"/>
+            <w:hideMark/>
+          </w:tcPr>
+          <w:p>
+            <w:r>
+              <w:t>Files.list()</w:t>
+            </w:r>
+          </w:p>
+        </w:tc>
+      </w:tr>
+      <w:tr>
+        <w:trPr>
+          <w:tblCellSpacing w:w="15" w:type="dxa"/>
+        </w:trPr>
+        <w:tc>
+          <w:tcPr>
+            <w:tcW w:w="0" w:type="auto"/>
+            <w:vAlign w:val="center"/>
+            <w:hideMark/>
+          </w:tcPr>
+          <w:p>
+            <w:r>
+              <w:t>File.exists()</w:t>
+            </w:r>
+          </w:p>
+        </w:tc>
+        <w:tc>
+          <w:tcPr>
+            <w:tcW w:w="0" w:type="auto"/>
+            <w:vAlign w:val="center"/>
+            <w:hideMark/>
+          </w:tcPr>
+          <w:p>
+            <w:r>
+              <w:t>Files.exists()</w:t>
             </w:r>
           </w:p>
         </w:tc>
@@ -2867,84 +2650,37 @@
           <w:bCs/>
         </w:rPr>
         <w:lastRenderedPageBreak/>
-        <w:t>3️</w:t>
-      </w:r>
-      <w:r>
-        <w:rPr>
-          <w:rFonts w:ascii="Segoe UI Symbol" w:hAnsi="Segoe UI Symbol" w:cs="Segoe UI Symbol"/>
-          <w:b/>
-          <w:bCs/>
-        </w:rPr>
-        <w:t>⃣</w:t>
-      </w:r>
-      <w:r>
-        <w:rPr>
-          <w:b/>
-          <w:bCs/>
-        </w:rPr>
-        <w:t xml:space="preserve"> Example 1: Check File Exists (IO → NIO)</w:t>
-      </w:r>
-    </w:p>
-    <w:p>
-      <w:pPr>
-        <w:rPr>
-          <w:b/>
-          <w:bCs/>
-        </w:rPr>
-      </w:pPr>
-      <w:r>
-        <w:rPr>
-          <w:rFonts w:ascii="Segoe UI Emoji" w:hAnsi="Segoe UI Emoji" w:cs="Segoe UI Emoji"/>
-          <w:b/>
-          <w:bCs/>
-        </w:rPr>
-        <w:t>❌</w:t>
-      </w:r>
-      <w:r>
-        <w:rPr>
-          <w:b/>
-          <w:bCs/>
-        </w:rPr>
-        <w:t xml:space="preserve"> Old IO Way</w:t>
-      </w:r>
-    </w:p>
-    <w:p>
-      <w:r>
-        <w:t xml:space="preserve">File </w:t>
-      </w:r>
-      <w:proofErr w:type="spellStart"/>
-      <w:r>
-        <w:t>file</w:t>
-      </w:r>
-      <w:proofErr w:type="spellEnd"/>
-      <w:r>
-        <w:t xml:space="preserve"> = new File("data.txt");</w:t>
-      </w:r>
-    </w:p>
-    <w:p>
-      <w:r>
-        <w:t>if (</w:t>
-      </w:r>
-      <w:proofErr w:type="spellStart"/>
-      <w:r>
-        <w:t>file.exists</w:t>
-      </w:r>
-      <w:proofErr w:type="spellEnd"/>
-      <w:r>
-        <w:t>()) {</w:t>
-      </w:r>
-    </w:p>
-    <w:p>
-      <w:r>
-        <w:t xml:space="preserve">    </w:t>
-      </w:r>
-      <w:proofErr w:type="spellStart"/>
-      <w:r>
-        <w:t>System.out.println</w:t>
-      </w:r>
-      <w:proofErr w:type="spellEnd"/>
-      <w:r>
-        <w:t>("File exists");</w:t>
+        <w:t>Example 1: Check File Exists (IO → NIO)</w:t>
+      </w:r>
+    </w:p>
+    <w:p>
+      <w:pPr>
+        <w:rPr>
+          <w:b/>
+          <w:bCs/>
+        </w:rPr>
+      </w:pPr>
+      <w:r>
+        <w:rPr>
+          <w:b/>
+          <w:bCs/>
+        </w:rPr>
+        <w:t>Old IO Way</w:t>
+      </w:r>
+    </w:p>
+    <w:p>
+      <w:r>
+        <w:t>File file = new File("data.txt");</w:t>
+      </w:r>
+    </w:p>
+    <w:p>
+      <w:r>
+        <w:t>if (file.exists()) {</w:t>
+      </w:r>
+    </w:p>
+    <w:p>
+      <w:r>
+        <w:t xml:space="preserve">    System.out.println("File exists");</w:t>
       </w:r>
     </w:p>
     <w:p>
@@ -2961,65 +2697,25 @@
       </w:pPr>
       <w:r>
         <w:rPr>
-          <w:rFonts w:ascii="Segoe UI Emoji" w:hAnsi="Segoe UI Emoji" w:cs="Segoe UI Emoji"/>
-          <w:b/>
-          <w:bCs/>
-        </w:rPr>
-        <w:t>✅</w:t>
-      </w:r>
-      <w:r>
-        <w:rPr>
-          <w:b/>
-          <w:bCs/>
-        </w:rPr>
-        <w:t xml:space="preserve"> NIO Way (Better)</w:t>
-      </w:r>
-    </w:p>
-    <w:p>
-      <w:r>
-        <w:t xml:space="preserve">Path </w:t>
-      </w:r>
-      <w:proofErr w:type="spellStart"/>
-      <w:r>
-        <w:t>path</w:t>
-      </w:r>
-      <w:proofErr w:type="spellEnd"/>
-      <w:r>
-        <w:t xml:space="preserve"> = </w:t>
-      </w:r>
-      <w:proofErr w:type="spellStart"/>
-      <w:r>
-        <w:t>Paths.get</w:t>
-      </w:r>
-      <w:proofErr w:type="spellEnd"/>
-      <w:r>
-        <w:t>("data.txt");</w:t>
-      </w:r>
-    </w:p>
-    <w:p>
-      <w:r>
-        <w:t>if (</w:t>
-      </w:r>
-      <w:proofErr w:type="spellStart"/>
-      <w:r>
-        <w:t>Files.exists</w:t>
-      </w:r>
-      <w:proofErr w:type="spellEnd"/>
-      <w:r>
-        <w:t>(path)) {</w:t>
-      </w:r>
-    </w:p>
-    <w:p>
-      <w:r>
-        <w:t xml:space="preserve">    </w:t>
-      </w:r>
-      <w:proofErr w:type="spellStart"/>
-      <w:r>
-        <w:t>System.out.println</w:t>
-      </w:r>
-      <w:proofErr w:type="spellEnd"/>
-      <w:r>
-        <w:t>("File exists");</w:t>
+          <w:b/>
+          <w:bCs/>
+        </w:rPr>
+        <w:t>NIO Way (Better)</w:t>
+      </w:r>
+    </w:p>
+    <w:p>
+      <w:r>
+        <w:t>Path path = Paths.get("data.txt");</w:t>
+      </w:r>
+    </w:p>
+    <w:p>
+      <w:r>
+        <w:t>if (Files.exists(path)) {</w:t>
+      </w:r>
+    </w:p>
+    <w:p>
+      <w:r>
+        <w:t xml:space="preserve">    System.out.println("File exists");</w:t>
       </w:r>
     </w:p>
     <w:p>
@@ -3154,48 +2850,22 @@
     </w:p>
     <w:p>
       <w:r>
-        <w:t xml:space="preserve">File </w:t>
-      </w:r>
-      <w:proofErr w:type="spellStart"/>
-      <w:r>
-        <w:t>dir</w:t>
-      </w:r>
-      <w:proofErr w:type="spellEnd"/>
-      <w:r>
-        <w:t xml:space="preserve"> = new File("logs");</w:t>
-      </w:r>
-    </w:p>
-    <w:p>
-      <w:proofErr w:type="spellStart"/>
-      <w:r>
-        <w:t>dir.mkdir</w:t>
-      </w:r>
-      <w:proofErr w:type="spellEnd"/>
-      <w:r>
-        <w:t>();</w:t>
-      </w:r>
-    </w:p>
-    <w:p>
-      <w:r>
-        <w:t xml:space="preserve">File </w:t>
-      </w:r>
-      <w:proofErr w:type="spellStart"/>
-      <w:r>
-        <w:t>file</w:t>
-      </w:r>
-      <w:proofErr w:type="spellEnd"/>
-      <w:r>
-        <w:t xml:space="preserve"> = new File("logs/app.log");</w:t>
-      </w:r>
-    </w:p>
-    <w:p>
-      <w:proofErr w:type="spellStart"/>
-      <w:r>
-        <w:t>file.createNewFile</w:t>
-      </w:r>
-      <w:proofErr w:type="spellEnd"/>
-      <w:r>
-        <w:t>();</w:t>
+        <w:t>File dir = new File("logs");</w:t>
+      </w:r>
+    </w:p>
+    <w:p>
+      <w:r>
+        <w:t>dir.mkdir();</w:t>
+      </w:r>
+    </w:p>
+    <w:p>
+      <w:r>
+        <w:t>File file = new File("logs/app.log");</w:t>
+      </w:r>
+    </w:p>
+    <w:p>
+      <w:r>
+        <w:t>file.createNewFile();</w:t>
       </w:r>
     </w:p>
     <w:p>
@@ -3223,66 +2893,24 @@
     </w:p>
     <w:p>
       <w:r>
-        <w:t xml:space="preserve">Path </w:t>
-      </w:r>
-      <w:proofErr w:type="spellStart"/>
-      <w:r>
-        <w:t>dir</w:t>
-      </w:r>
-      <w:proofErr w:type="spellEnd"/>
-      <w:r>
-        <w:t xml:space="preserve"> = </w:t>
-      </w:r>
-      <w:proofErr w:type="spellStart"/>
-      <w:r>
-        <w:t>Paths.get</w:t>
-      </w:r>
-      <w:proofErr w:type="spellEnd"/>
-      <w:r>
-        <w:t>("logs");</w:t>
-      </w:r>
-    </w:p>
-    <w:p>
-      <w:proofErr w:type="spellStart"/>
-      <w:r>
-        <w:t>Files.createDirectories</w:t>
-      </w:r>
-      <w:proofErr w:type="spellEnd"/>
-      <w:r>
-        <w:t>(</w:t>
-      </w:r>
-      <w:proofErr w:type="spellStart"/>
-      <w:r>
-        <w:t>dir</w:t>
-      </w:r>
-      <w:proofErr w:type="spellEnd"/>
-      <w:r>
-        <w:t>);</w:t>
+        <w:t>Path dir = Paths.get("logs");</w:t>
+      </w:r>
+    </w:p>
+    <w:p>
+      <w:r>
+        <w:t>Files.createDirectories(dir);</w:t>
       </w:r>
     </w:p>
     <w:p/>
     <w:p>
       <w:r>
         <w:lastRenderedPageBreak/>
-        <w:t xml:space="preserve">Path file = </w:t>
-      </w:r>
-      <w:proofErr w:type="spellStart"/>
-      <w:r>
-        <w:t>dir.resolve</w:t>
-      </w:r>
-      <w:proofErr w:type="spellEnd"/>
-      <w:r>
-        <w:t>("app.log");</w:t>
-      </w:r>
-    </w:p>
-    <w:p>
-      <w:proofErr w:type="spellStart"/>
-      <w:r>
-        <w:t>Files.createFile</w:t>
-      </w:r>
-      <w:proofErr w:type="spellEnd"/>
-      <w:r>
-        <w:t>(file);</w:t>
+        <w:t>Path file = dir.resolve("app.log");</w:t>
+      </w:r>
+    </w:p>
+    <w:p>
+      <w:r>
+        <w:t>Files.createFile(file);</w:t>
       </w:r>
     </w:p>
     <w:p>
@@ -3421,42 +3049,13 @@
       </w:r>
     </w:p>
     <w:p>
-      <w:proofErr w:type="spellStart"/>
-      <w:r>
-        <w:t>BufferedReader</w:t>
-      </w:r>
-      <w:proofErr w:type="spellEnd"/>
-      <w:r>
-        <w:t xml:space="preserve"> </w:t>
-      </w:r>
-      <w:proofErr w:type="spellStart"/>
-      <w:r>
-        <w:t>br</w:t>
-      </w:r>
-      <w:proofErr w:type="spellEnd"/>
-      <w:r>
-        <w:t xml:space="preserve"> =</w:t>
-      </w:r>
-    </w:p>
-    <w:p>
-      <w:r>
-        <w:t xml:space="preserve">        new </w:t>
-      </w:r>
-      <w:proofErr w:type="spellStart"/>
-      <w:r>
-        <w:t>BufferedReader</w:t>
-      </w:r>
-      <w:proofErr w:type="spellEnd"/>
-      <w:r>
-        <w:t xml:space="preserve">(new </w:t>
-      </w:r>
-      <w:proofErr w:type="spellStart"/>
-      <w:r>
-        <w:t>FileReader</w:t>
-      </w:r>
-      <w:proofErr w:type="spellEnd"/>
-      <w:r>
-        <w:t>("app.log"));</w:t>
+      <w:r>
+        <w:t>BufferedReader br =</w:t>
+      </w:r>
+    </w:p>
+    <w:p>
+      <w:r>
+        <w:t xml:space="preserve">        new BufferedReader(new FileReader("app.log"));</w:t>
       </w:r>
     </w:p>
     <w:p/>
@@ -3467,28 +3066,12 @@
     </w:p>
     <w:p>
       <w:r>
-        <w:t xml:space="preserve">while ((line = </w:t>
-      </w:r>
-      <w:proofErr w:type="spellStart"/>
-      <w:r>
-        <w:t>br.readLine</w:t>
-      </w:r>
-      <w:proofErr w:type="spellEnd"/>
-      <w:r>
-        <w:t>()) != null) {</w:t>
-      </w:r>
-    </w:p>
-    <w:p>
-      <w:r>
-        <w:t xml:space="preserve">    </w:t>
-      </w:r>
-      <w:proofErr w:type="spellStart"/>
-      <w:r>
-        <w:t>System.out.println</w:t>
-      </w:r>
-      <w:proofErr w:type="spellEnd"/>
-      <w:r>
-        <w:t>(line);</w:t>
+        <w:t>while ((line = br.readLine()) != null) {</w:t>
+      </w:r>
+    </w:p>
+    <w:p>
+      <w:r>
+        <w:t xml:space="preserve">    System.out.println(line);</w:t>
       </w:r>
     </w:p>
     <w:p>
@@ -3497,13 +3080,8 @@
       </w:r>
     </w:p>
     <w:p>
-      <w:proofErr w:type="spellStart"/>
-      <w:r>
-        <w:t>br.close</w:t>
-      </w:r>
-      <w:proofErr w:type="spellEnd"/>
-      <w:r>
-        <w:t>();</w:t>
+      <w:r>
+        <w:t>br.close();</w:t>
       </w:r>
     </w:p>
     <w:p>
@@ -3531,93 +3109,27 @@
     </w:p>
     <w:p>
       <w:r>
-        <w:t xml:space="preserve">Path </w:t>
-      </w:r>
-      <w:proofErr w:type="spellStart"/>
-      <w:r>
-        <w:t>path</w:t>
-      </w:r>
-      <w:proofErr w:type="spellEnd"/>
-      <w:r>
-        <w:t xml:space="preserve"> = </w:t>
-      </w:r>
-      <w:proofErr w:type="spellStart"/>
-      <w:r>
-        <w:t>Paths.get</w:t>
-      </w:r>
-      <w:proofErr w:type="spellEnd"/>
-      <w:r>
-        <w:t>("app.log");</w:t>
-      </w:r>
-    </w:p>
-    <w:p>
-      <w:proofErr w:type="spellStart"/>
+        <w:t>Path path = Paths.get("app.log");</w:t>
+      </w:r>
+    </w:p>
+    <w:p>
       <w:r>
         <w:rPr>
           <w:highlight w:val="yellow"/>
         </w:rPr>
-        <w:t>Files.lines</w:t>
-      </w:r>
-      <w:proofErr w:type="spellEnd"/>
+        <w:t>Files.lines(path</w:t>
+      </w:r>
       <w:r>
         <w:rPr>
           <w:highlight w:val="yellow"/>
         </w:rPr>
-        <w:t>(path</w:t>
+        <w:t>)</w:t>
       </w:r>
       <w:r>
         <w:rPr>
           <w:highlight w:val="yellow"/>
         </w:rPr>
-        <w:t>)</w:t>
-      </w:r>
-      <w:r>
-        <w:rPr>
-          <w:highlight w:val="yellow"/>
-        </w:rPr>
-        <w:t>.</w:t>
-      </w:r>
-      <w:proofErr w:type="spellStart"/>
-      <w:r>
-        <w:rPr>
-          <w:highlight w:val="yellow"/>
-        </w:rPr>
-        <w:t>forEach</w:t>
-      </w:r>
-      <w:proofErr w:type="spellEnd"/>
-      <w:r>
-        <w:rPr>
-          <w:highlight w:val="yellow"/>
-        </w:rPr>
-        <w:t>(</w:t>
-      </w:r>
-      <w:proofErr w:type="spellStart"/>
-      <w:r>
-        <w:rPr>
-          <w:highlight w:val="yellow"/>
-        </w:rPr>
-        <w:t>System.out</w:t>
-      </w:r>
-      <w:proofErr w:type="spellEnd"/>
-      <w:r>
-        <w:rPr>
-          <w:highlight w:val="yellow"/>
-        </w:rPr>
-        <w:t>::</w:t>
-      </w:r>
-      <w:proofErr w:type="spellStart"/>
-      <w:r>
-        <w:rPr>
-          <w:highlight w:val="yellow"/>
-        </w:rPr>
-        <w:t>println</w:t>
-      </w:r>
-      <w:proofErr w:type="spellEnd"/>
-      <w:r>
-        <w:rPr>
-          <w:highlight w:val="yellow"/>
-        </w:rPr>
-        <w:t>);</w:t>
+        <w:t>.forEach(System.out::println);</w:t>
       </w:r>
     </w:p>
     <w:p>
@@ -3658,6 +3170,8 @@
         <w:t xml:space="preserve"> Better memory usage</w:t>
       </w:r>
     </w:p>
+    <w:p/>
+    <w:p/>
     <w:p>
       <w:r>
         <w:pict w14:anchorId="19F19DE7">
@@ -3677,6 +3191,7 @@
           <w:b/>
           <w:bCs/>
         </w:rPr>
+        <w:lastRenderedPageBreak/>
         <w:t>6️</w:t>
       </w:r>
       <w:r>
@@ -3712,7 +3227,6 @@
     </w:p>
     <w:p>
       <w:r>
-        <w:lastRenderedPageBreak/>
         <w:t>Transaction logs, audit trails.</w:t>
       </w:r>
     </w:p>
@@ -3747,73 +3261,23 @@
       </w:r>
     </w:p>
     <w:p>
-      <w:proofErr w:type="spellStart"/>
-      <w:r>
-        <w:t>BufferedWriter</w:t>
-      </w:r>
-      <w:proofErr w:type="spellEnd"/>
-      <w:r>
-        <w:t xml:space="preserve"> </w:t>
-      </w:r>
-      <w:proofErr w:type="spellStart"/>
-      <w:r>
-        <w:t>bw</w:t>
-      </w:r>
-      <w:proofErr w:type="spellEnd"/>
-      <w:r>
-        <w:t xml:space="preserve"> =</w:t>
-      </w:r>
-    </w:p>
-    <w:p>
-      <w:r>
-        <w:t xml:space="preserve">        new </w:t>
-      </w:r>
-      <w:proofErr w:type="spellStart"/>
-      <w:r>
-        <w:t>BufferedWriter</w:t>
-      </w:r>
-      <w:proofErr w:type="spellEnd"/>
-      <w:r>
-        <w:t xml:space="preserve">(new </w:t>
-      </w:r>
-      <w:proofErr w:type="spellStart"/>
-      <w:r>
-        <w:t>FileWriter</w:t>
-      </w:r>
-      <w:proofErr w:type="spellEnd"/>
-      <w:r>
-        <w:t>("audit.txt", true));</w:t>
-      </w:r>
-    </w:p>
-    <w:p/>
-    <w:p>
-      <w:proofErr w:type="spellStart"/>
-      <w:r>
-        <w:t>bw.write</w:t>
-      </w:r>
-      <w:proofErr w:type="spellEnd"/>
-      <w:r>
-        <w:t>("User logged in");</w:t>
-      </w:r>
-    </w:p>
-    <w:p>
-      <w:proofErr w:type="spellStart"/>
-      <w:r>
-        <w:t>bw.newLine</w:t>
-      </w:r>
-      <w:proofErr w:type="spellEnd"/>
-      <w:r>
-        <w:t>();</w:t>
-      </w:r>
-    </w:p>
-    <w:p>
-      <w:proofErr w:type="spellStart"/>
-      <w:r>
-        <w:t>bw.close</w:t>
-      </w:r>
-      <w:proofErr w:type="spellEnd"/>
-      <w:r>
-        <w:t>();</w:t>
+      <w:r>
+        <w:t>BufferedWriter bw =new BufferedWriter(new FileWriter("audit.txt", true));</w:t>
+      </w:r>
+    </w:p>
+    <w:p>
+      <w:r>
+        <w:t>bw.write("User logged in");</w:t>
+      </w:r>
+    </w:p>
+    <w:p>
+      <w:r>
+        <w:t>bw.newLine();</w:t>
+      </w:r>
+    </w:p>
+    <w:p>
+      <w:r>
+        <w:t>bw.close();</w:t>
       </w:r>
     </w:p>
     <w:p>
@@ -3841,73 +3305,22 @@
     </w:p>
     <w:p>
       <w:r>
-        <w:t xml:space="preserve">Path </w:t>
-      </w:r>
-      <w:proofErr w:type="spellStart"/>
-      <w:r>
-        <w:t>path</w:t>
-      </w:r>
-      <w:proofErr w:type="spellEnd"/>
-      <w:r>
-        <w:t xml:space="preserve"> = </w:t>
-      </w:r>
-      <w:proofErr w:type="spellStart"/>
-      <w:r>
-        <w:t>Paths.get</w:t>
-      </w:r>
-      <w:proofErr w:type="spellEnd"/>
-      <w:r>
-        <w:t>("audit.txt");</w:t>
-      </w:r>
-    </w:p>
-    <w:p/>
-    <w:p>
-      <w:proofErr w:type="spellStart"/>
-      <w:r>
-        <w:t>Files.write</w:t>
-      </w:r>
-      <w:proofErr w:type="spellEnd"/>
-      <w:r>
-        <w:t>(path,</w:t>
-      </w:r>
-    </w:p>
-    <w:p>
-      <w:r>
-        <w:t xml:space="preserve">        </w:t>
-      </w:r>
-      <w:proofErr w:type="spellStart"/>
-      <w:r>
-        <w:t>List.of</w:t>
-      </w:r>
-      <w:proofErr w:type="spellEnd"/>
-      <w:r>
-        <w:t>("User logged in"),</w:t>
-      </w:r>
-    </w:p>
-    <w:p>
-      <w:r>
-        <w:t xml:space="preserve">        </w:t>
-      </w:r>
-      <w:proofErr w:type="spellStart"/>
-      <w:r>
-        <w:t>StandardOpenOption.CREATE</w:t>
-      </w:r>
-      <w:proofErr w:type="spellEnd"/>
-      <w:r>
-        <w:t>,</w:t>
-      </w:r>
-    </w:p>
-    <w:p>
-      <w:r>
-        <w:t xml:space="preserve">        </w:t>
-      </w:r>
-      <w:proofErr w:type="spellStart"/>
-      <w:r>
-        <w:t>StandardOpenOption.APPEND</w:t>
-      </w:r>
-      <w:proofErr w:type="spellEnd"/>
-      <w:r>
-        <w:t>);</w:t>
+        <w:t>Path path = Paths.get("audit.txt");</w:t>
+      </w:r>
+    </w:p>
+    <w:p>
+      <w:r>
+        <w:t>Files.write(path,List.of("User logged in"),</w:t>
+      </w:r>
+    </w:p>
+    <w:p>
+      <w:r>
+        <w:t xml:space="preserve">        StandardOpenOption.CREATE,</w:t>
+      </w:r>
+    </w:p>
+    <w:p>
+      <w:r>
+        <w:t xml:space="preserve">        StandardOpenOption.APPEND);</w:t>
       </w:r>
     </w:p>
     <w:p>
@@ -4048,66 +3461,23 @@
       </w:r>
     </w:p>
     <w:p>
-      <w:proofErr w:type="spellStart"/>
-      <w:r>
-        <w:t>FileInputStream</w:t>
-      </w:r>
-      <w:proofErr w:type="spellEnd"/>
-      <w:r>
-        <w:t xml:space="preserve"> </w:t>
-      </w:r>
-      <w:proofErr w:type="spellStart"/>
-      <w:r>
-        <w:t>fis</w:t>
-      </w:r>
-      <w:proofErr w:type="spellEnd"/>
-      <w:r>
-        <w:t xml:space="preserve"> =</w:t>
-      </w:r>
-    </w:p>
-    <w:p>
-      <w:r>
-        <w:t xml:space="preserve">        new </w:t>
-      </w:r>
-      <w:proofErr w:type="spellStart"/>
-      <w:r>
-        <w:t>FileInputStream</w:t>
-      </w:r>
-      <w:proofErr w:type="spellEnd"/>
-      <w:r>
-        <w:t>("data.txt");</w:t>
-      </w:r>
-    </w:p>
-    <w:p>
-      <w:proofErr w:type="spellStart"/>
-      <w:r>
-        <w:lastRenderedPageBreak/>
-        <w:t>FileOutputStream</w:t>
-      </w:r>
-      <w:proofErr w:type="spellEnd"/>
-      <w:r>
-        <w:t xml:space="preserve"> </w:t>
-      </w:r>
-      <w:proofErr w:type="spellStart"/>
-      <w:r>
-        <w:t>fos</w:t>
-      </w:r>
-      <w:proofErr w:type="spellEnd"/>
-      <w:r>
-        <w:t xml:space="preserve"> =</w:t>
-      </w:r>
-    </w:p>
-    <w:p>
-      <w:r>
-        <w:t xml:space="preserve">        new </w:t>
-      </w:r>
-      <w:proofErr w:type="spellStart"/>
-      <w:r>
-        <w:t>FileOutputStream</w:t>
-      </w:r>
-      <w:proofErr w:type="spellEnd"/>
-      <w:r>
-        <w:t>("backup.txt");</w:t>
+      <w:r>
+        <w:t>FileInputStream fis =</w:t>
+      </w:r>
+    </w:p>
+    <w:p>
+      <w:r>
+        <w:t xml:space="preserve">        new FileInputStream("data.txt");</w:t>
+      </w:r>
+    </w:p>
+    <w:p>
+      <w:r>
+        <w:t>FileOutputStream fos =</w:t>
+      </w:r>
+    </w:p>
+    <w:p>
+      <w:r>
+        <w:t xml:space="preserve">        new FileOutputStream("backup.txt");</w:t>
       </w:r>
     </w:p>
     <w:p/>
@@ -4118,57 +3488,17 @@
     </w:p>
     <w:p>
       <w:r>
-        <w:t xml:space="preserve">int </w:t>
-      </w:r>
-      <w:proofErr w:type="spellStart"/>
-      <w:r>
-        <w:t>len</w:t>
-      </w:r>
-      <w:proofErr w:type="spellEnd"/>
-      <w:r>
-        <w:t>;</w:t>
-      </w:r>
-    </w:p>
-    <w:p>
-      <w:r>
-        <w:t>while ((</w:t>
-      </w:r>
-      <w:proofErr w:type="spellStart"/>
-      <w:r>
-        <w:t>len</w:t>
-      </w:r>
-      <w:proofErr w:type="spellEnd"/>
-      <w:r>
-        <w:t xml:space="preserve"> = </w:t>
-      </w:r>
-      <w:proofErr w:type="spellStart"/>
-      <w:r>
-        <w:t>fis.read</w:t>
-      </w:r>
-      <w:proofErr w:type="spellEnd"/>
-      <w:r>
-        <w:t>(buffer)) &gt; 0) {</w:t>
-      </w:r>
-    </w:p>
-    <w:p>
-      <w:r>
-        <w:t xml:space="preserve">    </w:t>
-      </w:r>
-      <w:proofErr w:type="spellStart"/>
-      <w:r>
-        <w:t>fos.write</w:t>
-      </w:r>
-      <w:proofErr w:type="spellEnd"/>
-      <w:r>
-        <w:t xml:space="preserve">(buffer, 0, </w:t>
-      </w:r>
-      <w:proofErr w:type="spellStart"/>
-      <w:r>
-        <w:t>len</w:t>
-      </w:r>
-      <w:proofErr w:type="spellEnd"/>
-      <w:r>
-        <w:t>);</w:t>
+        <w:t>int len;</w:t>
+      </w:r>
+    </w:p>
+    <w:p>
+      <w:r>
+        <w:t>while ((len = fis.read(buffer)) &gt; 0) {</w:t>
+      </w:r>
+    </w:p>
+    <w:p>
+      <w:r>
+        <w:t xml:space="preserve">    fos.write(buffer, 0, len);</w:t>
       </w:r>
     </w:p>
     <w:p>
@@ -4177,23 +3507,13 @@
       </w:r>
     </w:p>
     <w:p>
-      <w:proofErr w:type="spellStart"/>
-      <w:r>
-        <w:t>fis.close</w:t>
-      </w:r>
-      <w:proofErr w:type="spellEnd"/>
-      <w:r>
-        <w:t>();</w:t>
-      </w:r>
-    </w:p>
-    <w:p>
-      <w:proofErr w:type="spellStart"/>
-      <w:r>
-        <w:t>fos.close</w:t>
-      </w:r>
-      <w:proofErr w:type="spellEnd"/>
-      <w:r>
-        <w:t>();</w:t>
+      <w:r>
+        <w:t>fis.close();</w:t>
+      </w:r>
+    </w:p>
+    <w:p>
+      <w:r>
+        <w:t>fos.close();</w:t>
       </w:r>
     </w:p>
     <w:p>
@@ -4221,52 +3541,24 @@
     </w:p>
     <w:p>
       <w:r>
-        <w:t xml:space="preserve">Path source = </w:t>
-      </w:r>
-      <w:proofErr w:type="spellStart"/>
-      <w:r>
-        <w:t>Paths.get</w:t>
-      </w:r>
-      <w:proofErr w:type="spellEnd"/>
-      <w:r>
-        <w:t>("data.txt");</w:t>
-      </w:r>
-    </w:p>
-    <w:p>
-      <w:r>
-        <w:t xml:space="preserve">Path target = </w:t>
-      </w:r>
-      <w:proofErr w:type="spellStart"/>
-      <w:r>
-        <w:t>Paths.get</w:t>
-      </w:r>
-      <w:proofErr w:type="spellEnd"/>
-      <w:r>
-        <w:t>("backup.txt");</w:t>
+        <w:t>Path source = Paths.get("data.txt");</w:t>
+      </w:r>
+    </w:p>
+    <w:p>
+      <w:r>
+        <w:t>Path target = Paths.get("backup.txt");</w:t>
       </w:r>
     </w:p>
     <w:p/>
     <w:p>
-      <w:proofErr w:type="spellStart"/>
-      <w:r>
-        <w:t>Files.copy</w:t>
-      </w:r>
-      <w:proofErr w:type="spellEnd"/>
-      <w:r>
-        <w:t>(source, target,</w:t>
-      </w:r>
-    </w:p>
-    <w:p>
-      <w:r>
-        <w:t xml:space="preserve">        </w:t>
-      </w:r>
-      <w:proofErr w:type="spellStart"/>
-      <w:r>
-        <w:t>StandardCopyOption.REPLACE_EXISTING</w:t>
-      </w:r>
-      <w:proofErr w:type="spellEnd"/>
-      <w:r>
-        <w:t>);</w:t>
+      <w:r>
+        <w:t>Files.copy(source, target</w:t>
+      </w:r>
+      <w:r>
+        <w:t>,</w:t>
+      </w:r>
+      <w:r>
+        <w:t xml:space="preserve"> StandardCopyOption.REPLACE_EXISTING);</w:t>
       </w:r>
     </w:p>
     <w:p/>
@@ -4277,7 +3569,6 @@
     </w:p>
     <w:p/>
     <w:p>
-      <w:proofErr w:type="spellStart"/>
       <w:r>
         <w:t>Files.</w:t>
       </w:r>
@@ -4288,7 +3579,6 @@
         </w:rPr>
         <w:t>write</w:t>
       </w:r>
-      <w:proofErr w:type="spellEnd"/>
       <w:r>
         <w:t>(</w:t>
       </w:r>
@@ -4308,11 +3598,7 @@
       </w:r>
       <w:r>
         <w:tab/>
-        <w:t xml:space="preserve">        </w:t>
-      </w:r>
-      <w:proofErr w:type="spellStart"/>
-      <w:r>
-        <w:t>Files.</w:t>
+        <w:t xml:space="preserve">        Files.</w:t>
       </w:r>
       <w:r>
         <w:rPr>
@@ -4321,7 +3607,6 @@
         </w:rPr>
         <w:t>readAllBytes</w:t>
       </w:r>
-      <w:proofErr w:type="spellEnd"/>
       <w:r>
         <w:t>(source),</w:t>
       </w:r>
@@ -4332,11 +3617,7 @@
       </w:r>
       <w:r>
         <w:tab/>
-        <w:t xml:space="preserve">        </w:t>
-      </w:r>
-      <w:proofErr w:type="spellStart"/>
-      <w:r>
-        <w:t>StandardOpenOption.</w:t>
+        <w:t xml:space="preserve">        StandardOpenOption.</w:t>
       </w:r>
       <w:r>
         <w:rPr>
@@ -4347,7 +3628,6 @@
         </w:rPr>
         <w:t>CREATE</w:t>
       </w:r>
-      <w:proofErr w:type="spellEnd"/>
       <w:r>
         <w:t>,</w:t>
       </w:r>
@@ -4358,11 +3638,7 @@
       </w:r>
       <w:r>
         <w:tab/>
-        <w:t xml:space="preserve">        </w:t>
-      </w:r>
-      <w:proofErr w:type="spellStart"/>
-      <w:r>
-        <w:t>StandardOpenOption.</w:t>
+        <w:t xml:space="preserve">        StandardOpenOption.</w:t>
       </w:r>
       <w:r>
         <w:rPr>
@@ -4373,7 +3649,6 @@
         </w:rPr>
         <w:t>APPEND</w:t>
       </w:r>
-      <w:proofErr w:type="spellEnd"/>
     </w:p>
     <w:p>
       <w:r>
@@ -4393,11 +3668,44 @@
           <w:bCs/>
         </w:rPr>
       </w:pPr>
-      <w:r>
-        <w:rPr>
-          <w:b/>
-          <w:bCs/>
-        </w:rPr>
+    </w:p>
+    <w:p>
+      <w:pPr>
+        <w:rPr>
+          <w:b/>
+          <w:bCs/>
+        </w:rPr>
+      </w:pPr>
+    </w:p>
+    <w:p>
+      <w:pPr>
+        <w:rPr>
+          <w:b/>
+          <w:bCs/>
+        </w:rPr>
+      </w:pPr>
+    </w:p>
+    <w:p>
+      <w:pPr>
+        <w:rPr>
+          <w:b/>
+          <w:bCs/>
+        </w:rPr>
+      </w:pPr>
+    </w:p>
+    <w:p>
+      <w:pPr>
+        <w:rPr>
+          <w:b/>
+          <w:bCs/>
+        </w:rPr>
+      </w:pPr>
+      <w:r>
+        <w:rPr>
+          <w:b/>
+          <w:bCs/>
+        </w:rPr>
+        <w:lastRenderedPageBreak/>
         <w:t>9️</w:t>
       </w:r>
       <w:r>
@@ -4429,7 +3737,6 @@
           <w:b/>
           <w:bCs/>
         </w:rPr>
-        <w:lastRenderedPageBreak/>
         <w:t>❌</w:t>
       </w:r>
       <w:r>
@@ -4442,25 +3749,12 @@
     </w:p>
     <w:p>
       <w:r>
-        <w:t xml:space="preserve">File </w:t>
-      </w:r>
-      <w:proofErr w:type="spellStart"/>
-      <w:r>
-        <w:t>file</w:t>
-      </w:r>
-      <w:proofErr w:type="spellEnd"/>
-      <w:r>
-        <w:t xml:space="preserve"> = new File("temp.txt");</w:t>
-      </w:r>
-    </w:p>
-    <w:p>
-      <w:proofErr w:type="spellStart"/>
-      <w:r>
-        <w:t>file.delete</w:t>
-      </w:r>
-      <w:proofErr w:type="spellEnd"/>
-      <w:r>
-        <w:t>();</w:t>
+        <w:t>File file = new File("temp.txt");</w:t>
+      </w:r>
+    </w:p>
+    <w:p>
+      <w:r>
+        <w:t>file.delete();</w:t>
       </w:r>
     </w:p>
     <w:p>
@@ -4529,33 +3823,12 @@
     </w:p>
     <w:p>
       <w:r>
-        <w:t xml:space="preserve">Path </w:t>
-      </w:r>
-      <w:proofErr w:type="spellStart"/>
-      <w:r>
-        <w:t>path</w:t>
-      </w:r>
-      <w:proofErr w:type="spellEnd"/>
-      <w:r>
-        <w:t xml:space="preserve"> = </w:t>
-      </w:r>
-      <w:proofErr w:type="spellStart"/>
-      <w:r>
-        <w:t>Paths.get</w:t>
-      </w:r>
-      <w:proofErr w:type="spellEnd"/>
-      <w:r>
-        <w:t>("temp.txt");</w:t>
-      </w:r>
-    </w:p>
-    <w:p>
-      <w:proofErr w:type="spellStart"/>
-      <w:r>
-        <w:t>Files.deleteIfExists</w:t>
-      </w:r>
-      <w:proofErr w:type="spellEnd"/>
-      <w:r>
-        <w:t>(path);</w:t>
+        <w:t>Path path = Paths.get("temp.txt");</w:t>
+      </w:r>
+    </w:p>
+    <w:p>
+      <w:r>
+        <w:t>Files.deleteIfExists(path);</w:t>
       </w:r>
     </w:p>
     <w:p>
@@ -4668,15 +3941,7 @@
     </w:p>
     <w:p>
       <w:r>
-        <w:t xml:space="preserve">File[] files = </w:t>
-      </w:r>
-      <w:proofErr w:type="spellStart"/>
-      <w:r>
-        <w:t>folder.listFiles</w:t>
-      </w:r>
-      <w:proofErr w:type="spellEnd"/>
-      <w:r>
-        <w:t>();</w:t>
+        <w:t>File[] files = folder.listFiles();</w:t>
       </w:r>
     </w:p>
     <w:p/>
@@ -4687,23 +3952,7 @@
     </w:p>
     <w:p>
       <w:r>
-        <w:t xml:space="preserve">    </w:t>
-      </w:r>
-      <w:proofErr w:type="spellStart"/>
-      <w:r>
-        <w:t>System.out.println</w:t>
-      </w:r>
-      <w:proofErr w:type="spellEnd"/>
-      <w:r>
-        <w:t>(</w:t>
-      </w:r>
-      <w:proofErr w:type="spellStart"/>
-      <w:r>
-        <w:t>f.getName</w:t>
-      </w:r>
-      <w:proofErr w:type="spellEnd"/>
-      <w:r>
-        <w:t>());</w:t>
+        <w:t xml:space="preserve">    System.out.println(f.getName());</w:t>
       </w:r>
     </w:p>
     <w:p>
@@ -4736,93 +3985,24 @@
     </w:p>
     <w:p>
       <w:r>
-        <w:t xml:space="preserve">Path </w:t>
-      </w:r>
-      <w:proofErr w:type="spellStart"/>
-      <w:r>
-        <w:t>dir</w:t>
-      </w:r>
-      <w:proofErr w:type="spellEnd"/>
-      <w:r>
-        <w:t xml:space="preserve"> = </w:t>
-      </w:r>
-      <w:proofErr w:type="spellStart"/>
-      <w:r>
-        <w:t>Paths.get</w:t>
-      </w:r>
-      <w:proofErr w:type="spellEnd"/>
-      <w:r>
-        <w:t>("data");</w:t>
+        <w:t>Path dir = Paths.get("data");</w:t>
       </w:r>
     </w:p>
     <w:p/>
     <w:p>
-      <w:proofErr w:type="spellStart"/>
-      <w:r>
-        <w:t>Files.list</w:t>
-      </w:r>
-      <w:proofErr w:type="spellEnd"/>
-      <w:r>
-        <w:t>(</w:t>
-      </w:r>
-      <w:proofErr w:type="spellStart"/>
-      <w:r>
-        <w:t>dir</w:t>
-      </w:r>
-      <w:proofErr w:type="spellEnd"/>
-      <w:r>
-        <w:t>)</w:t>
-      </w:r>
-    </w:p>
-    <w:p>
-      <w:r>
-        <w:t xml:space="preserve">     .filter(p -&gt; </w:t>
-      </w:r>
-      <w:proofErr w:type="spellStart"/>
-      <w:r>
-        <w:t>p.toString</w:t>
-      </w:r>
-      <w:proofErr w:type="spellEnd"/>
-      <w:r>
-        <w:t>().</w:t>
-      </w:r>
-      <w:proofErr w:type="spellStart"/>
-      <w:r>
-        <w:t>endsWith</w:t>
-      </w:r>
-      <w:proofErr w:type="spellEnd"/>
-      <w:r>
-        <w:t>(".csv"))</w:t>
-      </w:r>
-    </w:p>
-    <w:p>
       <w:r>
         <w:lastRenderedPageBreak/>
-        <w:t xml:space="preserve">     .</w:t>
-      </w:r>
-      <w:proofErr w:type="spellStart"/>
-      <w:r>
-        <w:t>forEach</w:t>
-      </w:r>
-      <w:proofErr w:type="spellEnd"/>
-      <w:r>
-        <w:t>(</w:t>
-      </w:r>
-      <w:proofErr w:type="spellStart"/>
-      <w:r>
-        <w:t>System.out</w:t>
-      </w:r>
-      <w:proofErr w:type="spellEnd"/>
-      <w:r>
-        <w:t>::</w:t>
-      </w:r>
-      <w:proofErr w:type="spellStart"/>
-      <w:r>
-        <w:t>println</w:t>
-      </w:r>
-      <w:proofErr w:type="spellEnd"/>
-      <w:r>
-        <w:t>);</w:t>
+        <w:t>Files.list(dir)</w:t>
+      </w:r>
+    </w:p>
+    <w:p>
+      <w:r>
+        <w:t xml:space="preserve">     .filter(p -&gt; p.toString().endsWith(".csv"))</w:t>
+      </w:r>
+    </w:p>
+    <w:p>
+      <w:r>
+        <w:t xml:space="preserve">     .forEach(System.out::println);</w:t>
       </w:r>
     </w:p>
     <w:p>
@@ -4924,65 +4104,23 @@
     </w:p>
     <w:p>
       <w:r>
-        <w:t xml:space="preserve">Path </w:t>
-      </w:r>
-      <w:proofErr w:type="spellStart"/>
-      <w:r>
-        <w:t>path</w:t>
-      </w:r>
-      <w:proofErr w:type="spellEnd"/>
-      <w:r>
-        <w:t xml:space="preserve"> = </w:t>
-      </w:r>
-      <w:proofErr w:type="spellStart"/>
-      <w:r>
-        <w:t>Paths.get</w:t>
-      </w:r>
-      <w:proofErr w:type="spellEnd"/>
-      <w:r>
-        <w:t>("data.txt");</w:t>
+        <w:t>Path path = Paths.get("data.txt");</w:t>
       </w:r>
     </w:p>
     <w:p/>
     <w:p>
-      <w:proofErr w:type="spellStart"/>
-      <w:r>
-        <w:t>System.out.println</w:t>
-      </w:r>
-      <w:proofErr w:type="spellEnd"/>
-      <w:r>
-        <w:t>(</w:t>
-      </w:r>
-      <w:proofErr w:type="spellStart"/>
-      <w:r>
-        <w:t>Files.size</w:t>
-      </w:r>
-      <w:proofErr w:type="spellEnd"/>
-      <w:r>
-        <w:t>(path));</w:t>
-      </w:r>
-    </w:p>
-    <w:p>
-      <w:proofErr w:type="spellStart"/>
-      <w:r>
-        <w:t>System.out.println</w:t>
-      </w:r>
-      <w:proofErr w:type="spellEnd"/>
-      <w:r>
-        <w:t>(</w:t>
-      </w:r>
-    </w:p>
-    <w:p>
-      <w:r>
-        <w:t xml:space="preserve">        </w:t>
-      </w:r>
-      <w:proofErr w:type="spellStart"/>
-      <w:r>
-        <w:t>Files.getLastModifiedTime</w:t>
-      </w:r>
-      <w:proofErr w:type="spellEnd"/>
-      <w:r>
-        <w:t>(path));</w:t>
+      <w:r>
+        <w:t>System.out.println(Files.size(path));</w:t>
+      </w:r>
+    </w:p>
+    <w:p>
+      <w:r>
+        <w:t>System.out.println(</w:t>
+      </w:r>
+    </w:p>
+    <w:p>
+      <w:r>
+        <w:t xml:space="preserve">        Files.getLastModifiedTime(path));</w:t>
       </w:r>
     </w:p>
     <w:p>
@@ -5069,58 +4207,18 @@
     </w:p>
     <w:p>
       <w:r>
-        <w:t xml:space="preserve">Path </w:t>
-      </w:r>
-      <w:proofErr w:type="spellStart"/>
-      <w:r>
-        <w:t>path</w:t>
-      </w:r>
-      <w:proofErr w:type="spellEnd"/>
-      <w:r>
-        <w:t xml:space="preserve"> = </w:t>
-      </w:r>
-      <w:proofErr w:type="spellStart"/>
-      <w:r>
-        <w:t>Paths.get</w:t>
-      </w:r>
-      <w:proofErr w:type="spellEnd"/>
-      <w:r>
-        <w:t>("bigfile.txt");</w:t>
+        <w:t>Path path = Paths.get("bigfile.txt");</w:t>
       </w:r>
     </w:p>
     <w:p/>
     <w:p>
       <w:r>
-        <w:t>try (</w:t>
-      </w:r>
-      <w:proofErr w:type="spellStart"/>
-      <w:r>
-        <w:t>BufferedReader</w:t>
-      </w:r>
-      <w:proofErr w:type="spellEnd"/>
-      <w:r>
-        <w:t xml:space="preserve"> </w:t>
-      </w:r>
-      <w:proofErr w:type="spellStart"/>
-      <w:r>
-        <w:t>br</w:t>
-      </w:r>
-      <w:proofErr w:type="spellEnd"/>
-      <w:r>
-        <w:t xml:space="preserve"> =</w:t>
-      </w:r>
-    </w:p>
-    <w:p>
-      <w:r>
-        <w:t xml:space="preserve">             </w:t>
-      </w:r>
-      <w:proofErr w:type="spellStart"/>
-      <w:r>
-        <w:t>Files.newBufferedReader</w:t>
-      </w:r>
-      <w:proofErr w:type="spellEnd"/>
-      <w:r>
-        <w:t>(path)) {</w:t>
+        <w:t>try (BufferedReader br =</w:t>
+      </w:r>
+    </w:p>
+    <w:p>
+      <w:r>
+        <w:t xml:space="preserve">             Files.newBufferedReader(path)) {</w:t>
       </w:r>
     </w:p>
     <w:p/>
@@ -5131,15 +4229,7 @@
     </w:p>
     <w:p>
       <w:r>
-        <w:t xml:space="preserve">    while ((line = </w:t>
-      </w:r>
-      <w:proofErr w:type="spellStart"/>
-      <w:r>
-        <w:t>br.readLine</w:t>
-      </w:r>
-      <w:proofErr w:type="spellEnd"/>
-      <w:r>
-        <w:t>()) != null) {</w:t>
+        <w:t xml:space="preserve">    while ((line = br.readLine()) != null) {</w:t>
       </w:r>
     </w:p>
     <w:p>
@@ -5149,6 +4239,7 @@
     </w:p>
     <w:p>
       <w:r>
+        <w:lastRenderedPageBreak/>
         <w:t xml:space="preserve">    }</w:t>
       </w:r>
     </w:p>
@@ -5162,7 +4253,6 @@
         <w:rPr>
           <w:rFonts w:ascii="Segoe UI Symbol" w:hAnsi="Segoe UI Symbol" w:cs="Segoe UI Symbol"/>
         </w:rPr>
-        <w:lastRenderedPageBreak/>
         <w:t>✔</w:t>
       </w:r>
       <w:r>
@@ -5294,58 +4384,24 @@
     </w:p>
     <w:p>
       <w:r>
-        <w:t xml:space="preserve">Path input = </w:t>
-      </w:r>
-      <w:proofErr w:type="spellStart"/>
-      <w:r>
-        <w:t>Paths.get</w:t>
-      </w:r>
-      <w:proofErr w:type="spellEnd"/>
-      <w:r>
-        <w:t>("input");</w:t>
-      </w:r>
-    </w:p>
-    <w:p>
-      <w:r>
-        <w:t xml:space="preserve">Path processed = </w:t>
-      </w:r>
-      <w:proofErr w:type="spellStart"/>
-      <w:r>
-        <w:t>Paths.get</w:t>
-      </w:r>
-      <w:proofErr w:type="spellEnd"/>
-      <w:r>
-        <w:t>("processed");</w:t>
+        <w:t>Path input = Paths.get("input");</w:t>
+      </w:r>
+    </w:p>
+    <w:p>
+      <w:r>
+        <w:t>Path processed = Paths.get("processed");</w:t>
       </w:r>
     </w:p>
     <w:p/>
     <w:p>
-      <w:proofErr w:type="spellStart"/>
-      <w:r>
-        <w:t>Files.createDirectories</w:t>
-      </w:r>
-      <w:proofErr w:type="spellEnd"/>
-      <w:r>
-        <w:t>(processed);</w:t>
+      <w:r>
+        <w:t>Files.createDirectories(processed);</w:t>
       </w:r>
     </w:p>
     <w:p/>
     <w:p>
-      <w:proofErr w:type="spellStart"/>
-      <w:r>
-        <w:t>Files.list</w:t>
-      </w:r>
-      <w:proofErr w:type="spellEnd"/>
-      <w:r>
-        <w:t>(input).</w:t>
-      </w:r>
-      <w:proofErr w:type="spellStart"/>
-      <w:r>
-        <w:t>forEach</w:t>
-      </w:r>
-      <w:proofErr w:type="spellEnd"/>
-      <w:r>
-        <w:t>(file -&gt; {</w:t>
+      <w:r>
+        <w:t>Files.list(input).forEach(file -&gt; {</w:t>
       </w:r>
     </w:p>
     <w:p>
@@ -5355,86 +4411,22 @@
     </w:p>
     <w:p>
       <w:r>
-        <w:t xml:space="preserve">        </w:t>
-      </w:r>
-      <w:proofErr w:type="spellStart"/>
-      <w:r>
-        <w:t>Files.lines</w:t>
-      </w:r>
-      <w:proofErr w:type="spellEnd"/>
-      <w:r>
-        <w:t>(file).</w:t>
-      </w:r>
-      <w:proofErr w:type="spellStart"/>
-      <w:r>
-        <w:t>forEach</w:t>
-      </w:r>
-      <w:proofErr w:type="spellEnd"/>
-      <w:r>
-        <w:t>(</w:t>
-      </w:r>
-      <w:proofErr w:type="spellStart"/>
-      <w:r>
-        <w:t>System.out</w:t>
-      </w:r>
-      <w:proofErr w:type="spellEnd"/>
-      <w:r>
-        <w:t>::</w:t>
-      </w:r>
-      <w:proofErr w:type="spellStart"/>
-      <w:r>
-        <w:t>println</w:t>
-      </w:r>
-      <w:proofErr w:type="spellEnd"/>
-      <w:r>
-        <w:t>);</w:t>
-      </w:r>
-    </w:p>
-    <w:p>
-      <w:r>
-        <w:t xml:space="preserve">        </w:t>
-      </w:r>
-      <w:proofErr w:type="spellStart"/>
-      <w:r>
-        <w:t>Files.move</w:t>
-      </w:r>
-      <w:proofErr w:type="spellEnd"/>
-      <w:r>
-        <w:t>(file,</w:t>
-      </w:r>
-    </w:p>
-    <w:p>
-      <w:r>
-        <w:t xml:space="preserve">                </w:t>
-      </w:r>
-      <w:proofErr w:type="spellStart"/>
-      <w:r>
-        <w:t>processed.resolve</w:t>
-      </w:r>
-      <w:proofErr w:type="spellEnd"/>
-      <w:r>
-        <w:t>(</w:t>
-      </w:r>
-      <w:proofErr w:type="spellStart"/>
-      <w:r>
-        <w:t>file.getFileName</w:t>
-      </w:r>
-      <w:proofErr w:type="spellEnd"/>
-      <w:r>
-        <w:t>()),</w:t>
-      </w:r>
-    </w:p>
-    <w:p>
-      <w:r>
-        <w:t xml:space="preserve">                </w:t>
-      </w:r>
-      <w:proofErr w:type="spellStart"/>
-      <w:r>
-        <w:t>StandardCopyOption.REPLACE_EXISTING</w:t>
-      </w:r>
-      <w:proofErr w:type="spellEnd"/>
-      <w:r>
-        <w:t>);</w:t>
+        <w:t xml:space="preserve">        Files.lines(file).forEach(System.out::println);</w:t>
+      </w:r>
+    </w:p>
+    <w:p>
+      <w:r>
+        <w:t xml:space="preserve">        Files.move(file,</w:t>
+      </w:r>
+    </w:p>
+    <w:p>
+      <w:r>
+        <w:t xml:space="preserve">                processed.resolve(file.getFileName()),</w:t>
+      </w:r>
+    </w:p>
+    <w:p>
+      <w:r>
+        <w:t xml:space="preserve">                StandardCopyOption.REPLACE_EXISTING);</w:t>
       </w:r>
     </w:p>
     <w:p>
@@ -5444,15 +4436,7 @@
     </w:p>
     <w:p>
       <w:r>
-        <w:t xml:space="preserve">        </w:t>
-      </w:r>
-      <w:proofErr w:type="spellStart"/>
-      <w:r>
-        <w:t>e.printStackTrace</w:t>
-      </w:r>
-      <w:proofErr w:type="spellEnd"/>
-      <w:r>
-        <w:t>();</w:t>
+        <w:t xml:space="preserve">        e.printStackTrace();</w:t>
       </w:r>
     </w:p>
     <w:p>
@@ -5906,11 +4890,9 @@
             <w:hideMark/>
           </w:tcPr>
           <w:p>
-            <w:proofErr w:type="spellStart"/>
             <w:r>
               <w:t>FileChannel</w:t>
             </w:r>
-            <w:proofErr w:type="spellEnd"/>
           </w:p>
         </w:tc>
         <w:tc>
@@ -5937,11 +4919,9 @@
             <w:hideMark/>
           </w:tcPr>
           <w:p>
-            <w:proofErr w:type="spellStart"/>
             <w:r>
               <w:t>SocketChannel</w:t>
             </w:r>
-            <w:proofErr w:type="spellEnd"/>
           </w:p>
         </w:tc>
         <w:tc>
@@ -5968,11 +4948,10 @@
             <w:hideMark/>
           </w:tcPr>
           <w:p>
-            <w:proofErr w:type="spellStart"/>
             <w:r>
+              <w:lastRenderedPageBreak/>
               <w:t>ServerSocketChannel</w:t>
             </w:r>
-            <w:proofErr w:type="spellEnd"/>
           </w:p>
         </w:tc>
         <w:tc>
@@ -5999,11 +4978,9 @@
             <w:hideMark/>
           </w:tcPr>
           <w:p>
-            <w:proofErr w:type="spellStart"/>
             <w:r>
               <w:t>DatagramChannel</w:t>
             </w:r>
-            <w:proofErr w:type="spellEnd"/>
           </w:p>
         </w:tc>
         <w:tc>
@@ -6107,97 +5084,33 @@
           <w:b/>
           <w:bCs/>
         </w:rPr>
-        <w:t xml:space="preserve"> IO Way (</w:t>
-      </w:r>
-      <w:proofErr w:type="spellStart"/>
-      <w:r>
-        <w:rPr>
-          <w:b/>
-          <w:bCs/>
-        </w:rPr>
-        <w:t>InputStream</w:t>
-      </w:r>
-      <w:proofErr w:type="spellEnd"/>
-      <w:r>
-        <w:rPr>
-          <w:b/>
-          <w:bCs/>
-        </w:rPr>
-        <w:t>)</w:t>
-      </w:r>
-    </w:p>
-    <w:p>
-      <w:r>
-        <w:t xml:space="preserve">import </w:t>
-      </w:r>
-      <w:proofErr w:type="spellStart"/>
-      <w:r>
-        <w:t>java.io.FileInputStream</w:t>
-      </w:r>
-      <w:proofErr w:type="spellEnd"/>
-      <w:r>
-        <w:t>;</w:t>
+        <w:t xml:space="preserve"> IO Way (InputStream)</w:t>
+      </w:r>
+    </w:p>
+    <w:p>
+      <w:r>
+        <w:t>import java.io.FileInputStream;</w:t>
       </w:r>
     </w:p>
     <w:p/>
     <w:p>
       <w:r>
-        <w:t xml:space="preserve">public class </w:t>
-      </w:r>
-      <w:proofErr w:type="spellStart"/>
-      <w:r>
-        <w:t>IOFileRead</w:t>
-      </w:r>
-      <w:proofErr w:type="spellEnd"/>
-      <w:r>
-        <w:t xml:space="preserve"> {</w:t>
-      </w:r>
-    </w:p>
-    <w:p>
-      <w:r>
-        <w:t xml:space="preserve">    public static void main(String[] </w:t>
-      </w:r>
-      <w:proofErr w:type="spellStart"/>
-      <w:r>
-        <w:t>args</w:t>
-      </w:r>
-      <w:proofErr w:type="spellEnd"/>
-      <w:r>
-        <w:t>) throws Exception {</w:t>
-      </w:r>
-    </w:p>
-    <w:p>
-      <w:r>
-        <w:t xml:space="preserve">        </w:t>
-      </w:r>
-      <w:proofErr w:type="spellStart"/>
-      <w:r>
-        <w:t>FileInputStream</w:t>
-      </w:r>
-      <w:proofErr w:type="spellEnd"/>
-      <w:r>
-        <w:t xml:space="preserve"> </w:t>
-      </w:r>
-      <w:proofErr w:type="spellStart"/>
-      <w:r>
-        <w:t>fis</w:t>
-      </w:r>
-      <w:proofErr w:type="spellEnd"/>
-      <w:r>
-        <w:t xml:space="preserve"> =</w:t>
-      </w:r>
-    </w:p>
-    <w:p>
-      <w:r>
-        <w:t xml:space="preserve">                new </w:t>
-      </w:r>
-      <w:proofErr w:type="spellStart"/>
-      <w:r>
-        <w:t>FileInputStream</w:t>
-      </w:r>
-      <w:proofErr w:type="spellEnd"/>
-      <w:r>
-        <w:t>("data.txt");</w:t>
+        <w:t>public class IOFileRead {</w:t>
+      </w:r>
+    </w:p>
+    <w:p>
+      <w:r>
+        <w:t xml:space="preserve">    public static void main(String[] args) throws Exception {</w:t>
+      </w:r>
+    </w:p>
+    <w:p>
+      <w:r>
+        <w:t xml:space="preserve">        FileInputStream fis =</w:t>
+      </w:r>
+    </w:p>
+    <w:p>
+      <w:r>
+        <w:t xml:space="preserve">                new FileInputStream("data.txt");</w:t>
       </w:r>
     </w:p>
     <w:p/>
@@ -6208,28 +5121,12 @@
     </w:p>
     <w:p>
       <w:r>
-        <w:t xml:space="preserve">        while ((data = </w:t>
-      </w:r>
-      <w:proofErr w:type="spellStart"/>
-      <w:r>
-        <w:t>fis.read</w:t>
-      </w:r>
-      <w:proofErr w:type="spellEnd"/>
-      <w:r>
-        <w:t>()) != -1) {</w:t>
-      </w:r>
-    </w:p>
-    <w:p>
-      <w:r>
-        <w:t xml:space="preserve">            </w:t>
-      </w:r>
-      <w:proofErr w:type="spellStart"/>
-      <w:r>
-        <w:t>System.out.print</w:t>
-      </w:r>
-      <w:proofErr w:type="spellEnd"/>
-      <w:r>
-        <w:t>((char) data);</w:t>
+        <w:t xml:space="preserve">        while ((data = fis.read()) != -1) {</w:t>
+      </w:r>
+    </w:p>
+    <w:p>
+      <w:r>
+        <w:t xml:space="preserve">            System.out.print((char) data);</w:t>
       </w:r>
     </w:p>
     <w:p>
@@ -6239,19 +5136,12 @@
     </w:p>
     <w:p>
       <w:r>
-        <w:t xml:space="preserve">        </w:t>
-      </w:r>
-      <w:proofErr w:type="spellStart"/>
-      <w:r>
-        <w:t>fis.close</w:t>
-      </w:r>
-      <w:proofErr w:type="spellEnd"/>
-      <w:r>
-        <w:t>();</w:t>
-      </w:r>
-    </w:p>
-    <w:p>
-      <w:r>
+        <w:t xml:space="preserve">        fis.close();</w:t>
+      </w:r>
+    </w:p>
+    <w:p>
+      <w:r>
+        <w:lastRenderedPageBreak/>
         <w:t xml:space="preserve">    }</w:t>
       </w:r>
     </w:p>
@@ -6280,7 +5170,6 @@
         <w:rPr>
           <w:rFonts w:ascii="Segoe UI Emoji" w:hAnsi="Segoe UI Emoji" w:cs="Segoe UI Emoji"/>
         </w:rPr>
-        <w:lastRenderedPageBreak/>
         <w:t>❌</w:t>
       </w:r>
       <w:r>
@@ -6338,221 +5227,77 @@
           <w:b/>
           <w:bCs/>
         </w:rPr>
-        <w:t xml:space="preserve"> NIO Way (</w:t>
-      </w:r>
-      <w:proofErr w:type="spellStart"/>
-      <w:r>
-        <w:rPr>
-          <w:b/>
-          <w:bCs/>
-        </w:rPr>
-        <w:t>FileChannel</w:t>
-      </w:r>
-      <w:proofErr w:type="spellEnd"/>
-      <w:r>
-        <w:rPr>
-          <w:b/>
-          <w:bCs/>
-        </w:rPr>
-        <w:t xml:space="preserve"> + Buffer)</w:t>
-      </w:r>
-    </w:p>
-    <w:p>
-      <w:r>
-        <w:t xml:space="preserve">import </w:t>
-      </w:r>
-      <w:proofErr w:type="spellStart"/>
-      <w:r>
-        <w:t>java.io.RandomAccessFile</w:t>
-      </w:r>
-      <w:proofErr w:type="spellEnd"/>
-      <w:r>
-        <w:t>;</w:t>
-      </w:r>
-    </w:p>
-    <w:p>
-      <w:r>
-        <w:t xml:space="preserve">import </w:t>
-      </w:r>
-      <w:proofErr w:type="spellStart"/>
-      <w:r>
-        <w:t>java.nio.ByteBuffer</w:t>
-      </w:r>
-      <w:proofErr w:type="spellEnd"/>
-      <w:r>
-        <w:t>;</w:t>
-      </w:r>
-    </w:p>
-    <w:p>
-      <w:r>
-        <w:t xml:space="preserve">import </w:t>
-      </w:r>
-      <w:proofErr w:type="spellStart"/>
-      <w:r>
-        <w:t>java.nio.channels.FileChannel</w:t>
-      </w:r>
-      <w:proofErr w:type="spellEnd"/>
-      <w:r>
-        <w:t>;</w:t>
+        <w:t xml:space="preserve"> NIO Way (FileChannel + Buffer)</w:t>
+      </w:r>
+    </w:p>
+    <w:p>
+      <w:r>
+        <w:t>import java.io.RandomAccessFile;</w:t>
+      </w:r>
+    </w:p>
+    <w:p>
+      <w:r>
+        <w:t>import java.nio.ByteBuffer;</w:t>
+      </w:r>
+    </w:p>
+    <w:p>
+      <w:r>
+        <w:t>import java.nio.channels.FileChannel;</w:t>
       </w:r>
     </w:p>
     <w:p/>
     <w:p>
       <w:r>
-        <w:t xml:space="preserve">public class </w:t>
-      </w:r>
-      <w:proofErr w:type="spellStart"/>
-      <w:r>
-        <w:t>NIOFileRead</w:t>
-      </w:r>
-      <w:proofErr w:type="spellEnd"/>
-      <w:r>
-        <w:t xml:space="preserve"> {</w:t>
-      </w:r>
-    </w:p>
-    <w:p>
-      <w:r>
-        <w:t xml:space="preserve">    public static void main(String[] </w:t>
-      </w:r>
-      <w:proofErr w:type="spellStart"/>
-      <w:r>
-        <w:t>args</w:t>
-      </w:r>
-      <w:proofErr w:type="spellEnd"/>
-      <w:r>
-        <w:t>) throws Exception {</w:t>
+        <w:t>public class NIOFileRead {</w:t>
+      </w:r>
+    </w:p>
+    <w:p>
+      <w:r>
+        <w:t xml:space="preserve">    public static void main(String[] args) throws Exception {</w:t>
       </w:r>
     </w:p>
     <w:p/>
     <w:p>
       <w:r>
-        <w:t xml:space="preserve">        </w:t>
-      </w:r>
-      <w:proofErr w:type="spellStart"/>
-      <w:r>
-        <w:t>RandomAccessFile</w:t>
-      </w:r>
-      <w:proofErr w:type="spellEnd"/>
-      <w:r>
-        <w:t xml:space="preserve"> file =</w:t>
-      </w:r>
-    </w:p>
-    <w:p>
-      <w:r>
-        <w:t xml:space="preserve">                new </w:t>
-      </w:r>
-      <w:proofErr w:type="spellStart"/>
-      <w:r>
-        <w:t>RandomAccessFile</w:t>
-      </w:r>
-      <w:proofErr w:type="spellEnd"/>
-      <w:r>
-        <w:t>("data.txt", "r");</w:t>
+        <w:t xml:space="preserve">        RandomAccessFile file =</w:t>
+      </w:r>
+    </w:p>
+    <w:p>
+      <w:r>
+        <w:t xml:space="preserve">                new RandomAccessFile("data.txt", "r");</w:t>
       </w:r>
     </w:p>
     <w:p/>
     <w:p>
       <w:r>
-        <w:t xml:space="preserve">        </w:t>
-      </w:r>
-      <w:proofErr w:type="spellStart"/>
-      <w:r>
-        <w:t>FileChannel</w:t>
-      </w:r>
-      <w:proofErr w:type="spellEnd"/>
-      <w:r>
-        <w:t xml:space="preserve"> channel = </w:t>
-      </w:r>
-      <w:proofErr w:type="spellStart"/>
-      <w:r>
-        <w:t>file.getChannel</w:t>
-      </w:r>
-      <w:proofErr w:type="spellEnd"/>
-      <w:r>
-        <w:t>();</w:t>
-      </w:r>
-    </w:p>
-    <w:p>
-      <w:r>
-        <w:t xml:space="preserve">        </w:t>
-      </w:r>
-      <w:proofErr w:type="spellStart"/>
-      <w:r>
-        <w:t>ByteBuffer</w:t>
-      </w:r>
-      <w:proofErr w:type="spellEnd"/>
-      <w:r>
-        <w:t xml:space="preserve"> buffer = </w:t>
-      </w:r>
-      <w:proofErr w:type="spellStart"/>
-      <w:r>
-        <w:t>ByteBuffer.allocate</w:t>
-      </w:r>
-      <w:proofErr w:type="spellEnd"/>
-      <w:r>
-        <w:t>(1024);</w:t>
+        <w:t xml:space="preserve">        FileChannel channel = file.getChannel();</w:t>
+      </w:r>
+    </w:p>
+    <w:p>
+      <w:r>
+        <w:t xml:space="preserve">        ByteBuffer buffer = ByteBuffer.allocate(1024);</w:t>
       </w:r>
     </w:p>
     <w:p/>
     <w:p>
       <w:r>
-        <w:t xml:space="preserve">        </w:t>
-      </w:r>
-      <w:proofErr w:type="spellStart"/>
-      <w:r>
-        <w:t>channel.read</w:t>
-      </w:r>
-      <w:proofErr w:type="spellEnd"/>
-      <w:r>
-        <w:t>(buffer);</w:t>
-      </w:r>
-    </w:p>
-    <w:p>
-      <w:r>
-        <w:t xml:space="preserve">        </w:t>
-      </w:r>
-      <w:proofErr w:type="spellStart"/>
-      <w:r>
-        <w:t>buffer.flip</w:t>
-      </w:r>
-      <w:proofErr w:type="spellEnd"/>
-      <w:r>
-        <w:t>();</w:t>
+        <w:t xml:space="preserve">        channel.read(buffer);</w:t>
+      </w:r>
+    </w:p>
+    <w:p>
+      <w:r>
+        <w:t xml:space="preserve">        buffer.flip();</w:t>
       </w:r>
     </w:p>
     <w:p/>
     <w:p>
       <w:r>
-        <w:t xml:space="preserve">        while (</w:t>
-      </w:r>
-      <w:proofErr w:type="spellStart"/>
-      <w:r>
-        <w:t>buffer.hasRemaining</w:t>
-      </w:r>
-      <w:proofErr w:type="spellEnd"/>
-      <w:r>
-        <w:t>()) {</w:t>
-      </w:r>
-    </w:p>
-    <w:p>
-      <w:r>
-        <w:t xml:space="preserve">            </w:t>
-      </w:r>
-      <w:proofErr w:type="spellStart"/>
-      <w:r>
-        <w:t>System.out.print</w:t>
-      </w:r>
-      <w:proofErr w:type="spellEnd"/>
-      <w:r>
-        <w:t xml:space="preserve">((char) </w:t>
-      </w:r>
-      <w:proofErr w:type="spellStart"/>
-      <w:r>
-        <w:t>buffer.get</w:t>
-      </w:r>
-      <w:proofErr w:type="spellEnd"/>
-      <w:r>
-        <w:t>());</w:t>
+        <w:t xml:space="preserve">        while (buffer.hasRemaining()) {</w:t>
+      </w:r>
+    </w:p>
+    <w:p>
+      <w:r>
+        <w:t xml:space="preserve">            System.out.print((char) buffer.get());</w:t>
       </w:r>
     </w:p>
     <w:p>
@@ -6563,28 +5308,13 @@
     <w:p/>
     <w:p>
       <w:r>
-        <w:t xml:space="preserve">        </w:t>
-      </w:r>
-      <w:proofErr w:type="spellStart"/>
-      <w:r>
-        <w:t>channel.close</w:t>
-      </w:r>
-      <w:proofErr w:type="spellEnd"/>
-      <w:r>
-        <w:t>();</w:t>
-      </w:r>
-    </w:p>
-    <w:p>
-      <w:r>
-        <w:t xml:space="preserve">        </w:t>
-      </w:r>
-      <w:proofErr w:type="spellStart"/>
-      <w:r>
-        <w:t>file.close</w:t>
-      </w:r>
-      <w:proofErr w:type="spellEnd"/>
-      <w:r>
-        <w:t>();</w:t>
+        <w:lastRenderedPageBreak/>
+        <w:t xml:space="preserve">        channel.close();</w:t>
+      </w:r>
+    </w:p>
+    <w:p>
+      <w:r>
+        <w:t xml:space="preserve">        file.close();</w:t>
       </w:r>
     </w:p>
     <w:p>
@@ -6594,7 +5324,6 @@
     </w:p>
     <w:p>
       <w:r>
-        <w:lastRenderedPageBreak/>
         <w:t>}</w:t>
       </w:r>
     </w:p>
@@ -6755,111 +5484,39 @@
     </w:p>
     <w:p>
       <w:r>
-        <w:t xml:space="preserve">import </w:t>
-      </w:r>
-      <w:proofErr w:type="spellStart"/>
-      <w:r>
-        <w:t>java.io.FileOutputStream</w:t>
-      </w:r>
-      <w:proofErr w:type="spellEnd"/>
-      <w:r>
-        <w:t>;</w:t>
+        <w:t>import java.io.FileOutputStream;</w:t>
       </w:r>
     </w:p>
     <w:p/>
     <w:p>
       <w:r>
-        <w:t xml:space="preserve">public class </w:t>
-      </w:r>
-      <w:proofErr w:type="spellStart"/>
-      <w:r>
-        <w:t>IOFileWrite</w:t>
-      </w:r>
-      <w:proofErr w:type="spellEnd"/>
-      <w:r>
-        <w:t xml:space="preserve"> {</w:t>
-      </w:r>
-    </w:p>
-    <w:p>
-      <w:r>
-        <w:t xml:space="preserve">    public static void main(String[] </w:t>
-      </w:r>
-      <w:proofErr w:type="spellStart"/>
-      <w:r>
-        <w:t>args</w:t>
-      </w:r>
-      <w:proofErr w:type="spellEnd"/>
-      <w:r>
-        <w:t>) throws Exception {</w:t>
-      </w:r>
-    </w:p>
-    <w:p>
-      <w:r>
-        <w:t xml:space="preserve">        </w:t>
-      </w:r>
-      <w:proofErr w:type="spellStart"/>
-      <w:r>
-        <w:t>FileOutputStream</w:t>
-      </w:r>
-      <w:proofErr w:type="spellEnd"/>
-      <w:r>
-        <w:t xml:space="preserve"> </w:t>
-      </w:r>
-      <w:proofErr w:type="spellStart"/>
-      <w:r>
-        <w:t>fos</w:t>
-      </w:r>
-      <w:proofErr w:type="spellEnd"/>
-      <w:r>
-        <w:t xml:space="preserve"> =</w:t>
-      </w:r>
-    </w:p>
-    <w:p>
-      <w:r>
-        <w:t xml:space="preserve">                new </w:t>
-      </w:r>
-      <w:proofErr w:type="spellStart"/>
-      <w:r>
-        <w:t>FileOutputStream</w:t>
-      </w:r>
-      <w:proofErr w:type="spellEnd"/>
-      <w:r>
-        <w:t>("audit.txt");</w:t>
+        <w:t>public class IOFileWrite {</w:t>
+      </w:r>
+    </w:p>
+    <w:p>
+      <w:r>
+        <w:t xml:space="preserve">    public static void main(String[] args) throws Exception {</w:t>
+      </w:r>
+    </w:p>
+    <w:p>
+      <w:r>
+        <w:t xml:space="preserve">        FileOutputStream fos =</w:t>
+      </w:r>
+    </w:p>
+    <w:p>
+      <w:r>
+        <w:t xml:space="preserve">                new FileOutputStream("audit.txt");</w:t>
       </w:r>
     </w:p>
     <w:p/>
     <w:p>
       <w:r>
-        <w:t xml:space="preserve">        </w:t>
-      </w:r>
-      <w:proofErr w:type="spellStart"/>
-      <w:r>
-        <w:t>fos.write</w:t>
-      </w:r>
-      <w:proofErr w:type="spellEnd"/>
-      <w:r>
-        <w:t>("User logged in".</w:t>
-      </w:r>
-      <w:proofErr w:type="spellStart"/>
-      <w:r>
-        <w:t>getBytes</w:t>
-      </w:r>
-      <w:proofErr w:type="spellEnd"/>
-      <w:r>
-        <w:t>());</w:t>
-      </w:r>
-    </w:p>
-    <w:p>
-      <w:r>
-        <w:t xml:space="preserve">        </w:t>
-      </w:r>
-      <w:proofErr w:type="spellStart"/>
-      <w:r>
-        <w:t>fos.close</w:t>
-      </w:r>
-      <w:proofErr w:type="spellEnd"/>
-      <w:r>
-        <w:t>();</w:t>
+        <w:t xml:space="preserve">        fos.write("User logged in".getBytes());</w:t>
+      </w:r>
+    </w:p>
+    <w:p>
+      <w:r>
+        <w:t xml:space="preserve">        fos.close();</w:t>
       </w:r>
     </w:p>
     <w:p>
@@ -6904,320 +5561,193 @@
     </w:p>
     <w:p>
       <w:r>
-        <w:t xml:space="preserve">import </w:t>
-      </w:r>
-      <w:proofErr w:type="spellStart"/>
-      <w:r>
-        <w:t>java.io.RandomAccessFile</w:t>
-      </w:r>
-      <w:proofErr w:type="spellEnd"/>
-      <w:r>
-        <w:t>;</w:t>
-      </w:r>
-    </w:p>
-    <w:p>
-      <w:r>
-        <w:t xml:space="preserve">import </w:t>
-      </w:r>
-      <w:proofErr w:type="spellStart"/>
-      <w:r>
-        <w:t>java.nio.ByteBuffer</w:t>
-      </w:r>
-      <w:proofErr w:type="spellEnd"/>
-      <w:r>
-        <w:t>;</w:t>
-      </w:r>
-    </w:p>
-    <w:p>
-      <w:r>
-        <w:t xml:space="preserve">import </w:t>
-      </w:r>
-      <w:proofErr w:type="spellStart"/>
-      <w:r>
-        <w:t>java.nio.channels.FileChannel</w:t>
-      </w:r>
-      <w:proofErr w:type="spellEnd"/>
-      <w:r>
-        <w:t>;</w:t>
+        <w:t>import java.io.RandomAccessFile;</w:t>
+      </w:r>
+    </w:p>
+    <w:p>
+      <w:r>
+        <w:lastRenderedPageBreak/>
+        <w:t>import java.nio.ByteBuffer;</w:t>
+      </w:r>
+    </w:p>
+    <w:p>
+      <w:r>
+        <w:t>import java.nio.channels.FileChannel;</w:t>
       </w:r>
     </w:p>
     <w:p/>
     <w:p>
       <w:r>
+        <w:t>public class NIOFileWrite {</w:t>
+      </w:r>
+    </w:p>
+    <w:p>
+      <w:r>
+        <w:t xml:space="preserve">    public static void main(String[] args) throws Exception {</w:t>
+      </w:r>
+    </w:p>
+    <w:p/>
+    <w:p>
+      <w:r>
+        <w:t xml:space="preserve">        RandomAccessFile file =</w:t>
+      </w:r>
+    </w:p>
+    <w:p>
+      <w:r>
+        <w:t xml:space="preserve">                new RandomAccessFile("audit.txt", "rw");</w:t>
+      </w:r>
+    </w:p>
+    <w:p/>
+    <w:p>
+      <w:r>
+        <w:t xml:space="preserve">        FileChannel channel = file.getChannel();</w:t>
+      </w:r>
+    </w:p>
+    <w:p/>
+    <w:p>
+      <w:r>
+        <w:t xml:space="preserve">        ByteBuffer buffer =</w:t>
+      </w:r>
+    </w:p>
+    <w:p>
+      <w:r>
+        <w:t xml:space="preserve">                ByteBuffer.wrap("User logged in".getBytes());</w:t>
+      </w:r>
+    </w:p>
+    <w:p/>
+    <w:p>
+      <w:r>
+        <w:t xml:space="preserve">        channel.write(buffer);</w:t>
+      </w:r>
+    </w:p>
+    <w:p/>
+    <w:p>
+      <w:r>
+        <w:t xml:space="preserve">        channel.close();</w:t>
+      </w:r>
+    </w:p>
+    <w:p>
+      <w:r>
+        <w:t xml:space="preserve">        file.close();</w:t>
+      </w:r>
+    </w:p>
+    <w:p>
+      <w:r>
+        <w:t xml:space="preserve">    }</w:t>
+      </w:r>
+    </w:p>
+    <w:p>
+      <w:r>
+        <w:t>}</w:t>
+      </w:r>
+    </w:p>
+    <w:p>
+      <w:pPr>
+        <w:rPr>
+          <w:b/>
+          <w:bCs/>
+        </w:rPr>
+      </w:pPr>
+      <w:r>
+        <w:rPr>
+          <w:b/>
+          <w:bCs/>
+        </w:rPr>
+        <w:t>Advantage</w:t>
+      </w:r>
+    </w:p>
+    <w:p>
+      <w:r>
+        <w:rPr>
+          <w:rFonts w:ascii="Segoe UI Symbol" w:hAnsi="Segoe UI Symbol" w:cs="Segoe UI Symbol"/>
+        </w:rPr>
+        <w:t>✔</w:t>
+      </w:r>
+      <w:r>
+        <w:t xml:space="preserve"> Two-way read/write</w:t>
+      </w:r>
+      <w:r>
+        <w:br/>
+      </w:r>
+      <w:r>
+        <w:rPr>
+          <w:rFonts w:ascii="Segoe UI Symbol" w:hAnsi="Segoe UI Symbol" w:cs="Segoe UI Symbol"/>
+        </w:rPr>
+        <w:t>✔</w:t>
+      </w:r>
+      <w:r>
+        <w:t xml:space="preserve"> Better control</w:t>
+      </w:r>
+      <w:r>
+        <w:br/>
+      </w:r>
+      <w:r>
+        <w:rPr>
+          <w:rFonts w:ascii="Segoe UI Symbol" w:hAnsi="Segoe UI Symbol" w:cs="Segoe UI Symbol"/>
+        </w:rPr>
+        <w:t>✔</w:t>
+      </w:r>
+      <w:r>
+        <w:t xml:space="preserve"> Faster disk I/O</w:t>
+      </w:r>
+    </w:p>
+    <w:p/>
+    <w:p>
+      <w:pPr>
+        <w:rPr>
+          <w:b/>
+          <w:bCs/>
+        </w:rPr>
+      </w:pPr>
+      <w:r>
+        <w:rPr>
+          <w:b/>
+          <w:bCs/>
+        </w:rPr>
+        <w:t>Example 3: Random Access File (Real Advantage)</w:t>
+      </w:r>
+    </w:p>
+    <w:p>
+      <w:pPr>
+        <w:rPr>
+          <w:b/>
+          <w:bCs/>
+        </w:rPr>
+      </w:pPr>
+      <w:r>
+        <w:rPr>
+          <w:rFonts w:ascii="Segoe UI Emoji" w:hAnsi="Segoe UI Emoji" w:cs="Segoe UI Emoji"/>
+          <w:b/>
+          <w:bCs/>
+        </w:rPr>
+        <w:t>🔹</w:t>
+      </w:r>
+      <w:r>
+        <w:rPr>
+          <w:b/>
+          <w:bCs/>
+        </w:rPr>
+        <w:t xml:space="preserve"> Use Case</w:t>
+      </w:r>
+    </w:p>
+    <w:p>
+      <w:r>
+        <w:t xml:space="preserve">Update </w:t>
+      </w:r>
+      <w:r>
+        <w:rPr>
+          <w:b/>
+          <w:bCs/>
+        </w:rPr>
+        <w:t>specific record</w:t>
+      </w:r>
+      <w:r>
+        <w:t xml:space="preserve"> in large file.</w:t>
+      </w:r>
+    </w:p>
+    <w:p>
+      <w:r>
         <w:lastRenderedPageBreak/>
-        <w:t xml:space="preserve">public class </w:t>
-      </w:r>
-      <w:proofErr w:type="spellStart"/>
-      <w:r>
-        <w:t>NIOFileWrite</w:t>
-      </w:r>
-      <w:proofErr w:type="spellEnd"/>
-      <w:r>
-        <w:t xml:space="preserve"> {</w:t>
-      </w:r>
-    </w:p>
-    <w:p>
-      <w:r>
-        <w:t xml:space="preserve">    public static void main(String[] </w:t>
-      </w:r>
-      <w:proofErr w:type="spellStart"/>
-      <w:r>
-        <w:t>args</w:t>
-      </w:r>
-      <w:proofErr w:type="spellEnd"/>
-      <w:r>
-        <w:t>) throws Exception {</w:t>
-      </w:r>
-    </w:p>
-    <w:p/>
-    <w:p>
-      <w:r>
-        <w:t xml:space="preserve">        </w:t>
-      </w:r>
-      <w:proofErr w:type="spellStart"/>
-      <w:r>
-        <w:t>RandomAccessFile</w:t>
-      </w:r>
-      <w:proofErr w:type="spellEnd"/>
-      <w:r>
-        <w:t xml:space="preserve"> file =</w:t>
-      </w:r>
-    </w:p>
-    <w:p>
-      <w:r>
-        <w:t xml:space="preserve">                new </w:t>
-      </w:r>
-      <w:proofErr w:type="spellStart"/>
-      <w:r>
-        <w:t>RandomAccessFile</w:t>
-      </w:r>
-      <w:proofErr w:type="spellEnd"/>
-      <w:r>
-        <w:t>("audit.txt", "</w:t>
-      </w:r>
-      <w:proofErr w:type="spellStart"/>
-      <w:r>
-        <w:t>rw</w:t>
-      </w:r>
-      <w:proofErr w:type="spellEnd"/>
-      <w:r>
-        <w:t>");</w:t>
-      </w:r>
-    </w:p>
-    <w:p/>
-    <w:p>
-      <w:r>
-        <w:t xml:space="preserve">        </w:t>
-      </w:r>
-      <w:proofErr w:type="spellStart"/>
-      <w:r>
-        <w:t>FileChannel</w:t>
-      </w:r>
-      <w:proofErr w:type="spellEnd"/>
-      <w:r>
-        <w:t xml:space="preserve"> channel = </w:t>
-      </w:r>
-      <w:proofErr w:type="spellStart"/>
-      <w:r>
-        <w:t>file.getChannel</w:t>
-      </w:r>
-      <w:proofErr w:type="spellEnd"/>
-      <w:r>
-        <w:t>();</w:t>
-      </w:r>
-    </w:p>
-    <w:p/>
-    <w:p>
-      <w:r>
-        <w:t xml:space="preserve">        </w:t>
-      </w:r>
-      <w:proofErr w:type="spellStart"/>
-      <w:r>
-        <w:t>ByteBuffer</w:t>
-      </w:r>
-      <w:proofErr w:type="spellEnd"/>
-      <w:r>
-        <w:t xml:space="preserve"> buffer =</w:t>
-      </w:r>
-    </w:p>
-    <w:p>
-      <w:r>
-        <w:t xml:space="preserve">                </w:t>
-      </w:r>
-      <w:proofErr w:type="spellStart"/>
-      <w:r>
-        <w:t>ByteBuffer.wrap</w:t>
-      </w:r>
-      <w:proofErr w:type="spellEnd"/>
-      <w:r>
-        <w:t>("User logged in".</w:t>
-      </w:r>
-      <w:proofErr w:type="spellStart"/>
-      <w:r>
-        <w:t>getBytes</w:t>
-      </w:r>
-      <w:proofErr w:type="spellEnd"/>
-      <w:r>
-        <w:t>());</w:t>
-      </w:r>
-    </w:p>
-    <w:p/>
-    <w:p>
-      <w:r>
-        <w:t xml:space="preserve">        </w:t>
-      </w:r>
-      <w:proofErr w:type="spellStart"/>
-      <w:r>
-        <w:t>channel.write</w:t>
-      </w:r>
-      <w:proofErr w:type="spellEnd"/>
-      <w:r>
-        <w:t>(buffer);</w:t>
-      </w:r>
-    </w:p>
-    <w:p/>
-    <w:p>
-      <w:r>
-        <w:t xml:space="preserve">        </w:t>
-      </w:r>
-      <w:proofErr w:type="spellStart"/>
-      <w:r>
-        <w:t>channel.close</w:t>
-      </w:r>
-      <w:proofErr w:type="spellEnd"/>
-      <w:r>
-        <w:t>();</w:t>
-      </w:r>
-    </w:p>
-    <w:p>
-      <w:r>
-        <w:t xml:space="preserve">        </w:t>
-      </w:r>
-      <w:proofErr w:type="spellStart"/>
-      <w:r>
-        <w:t>file.close</w:t>
-      </w:r>
-      <w:proofErr w:type="spellEnd"/>
-      <w:r>
-        <w:t>();</w:t>
-      </w:r>
-    </w:p>
-    <w:p>
-      <w:r>
-        <w:t xml:space="preserve">    }</w:t>
-      </w:r>
-    </w:p>
-    <w:p>
-      <w:r>
-        <w:t>}</w:t>
-      </w:r>
-    </w:p>
-    <w:p>
-      <w:pPr>
-        <w:rPr>
-          <w:b/>
-          <w:bCs/>
-        </w:rPr>
-      </w:pPr>
-      <w:r>
-        <w:rPr>
-          <w:b/>
-          <w:bCs/>
-        </w:rPr>
-        <w:t>Advantage</w:t>
-      </w:r>
-    </w:p>
-    <w:p>
-      <w:r>
-        <w:rPr>
-          <w:rFonts w:ascii="Segoe UI Symbol" w:hAnsi="Segoe UI Symbol" w:cs="Segoe UI Symbol"/>
-        </w:rPr>
-        <w:t>✔</w:t>
-      </w:r>
-      <w:r>
-        <w:t xml:space="preserve"> Two-way read/write</w:t>
-      </w:r>
-      <w:r>
-        <w:br/>
-      </w:r>
-      <w:r>
-        <w:rPr>
-          <w:rFonts w:ascii="Segoe UI Symbol" w:hAnsi="Segoe UI Symbol" w:cs="Segoe UI Symbol"/>
-        </w:rPr>
-        <w:t>✔</w:t>
-      </w:r>
-      <w:r>
-        <w:t xml:space="preserve"> Better control</w:t>
-      </w:r>
-      <w:r>
-        <w:br/>
-      </w:r>
-      <w:r>
-        <w:rPr>
-          <w:rFonts w:ascii="Segoe UI Symbol" w:hAnsi="Segoe UI Symbol" w:cs="Segoe UI Symbol"/>
-        </w:rPr>
-        <w:t>✔</w:t>
-      </w:r>
-      <w:r>
-        <w:t xml:space="preserve"> Faster disk I/O</w:t>
-      </w:r>
-    </w:p>
-    <w:p/>
-    <w:p>
-      <w:pPr>
-        <w:rPr>
-          <w:b/>
-          <w:bCs/>
-        </w:rPr>
-      </w:pPr>
-      <w:r>
-        <w:rPr>
-          <w:b/>
-          <w:bCs/>
-        </w:rPr>
-        <w:t>Example 3: Random Access File (Real Advantage)</w:t>
-      </w:r>
-    </w:p>
-    <w:p>
-      <w:pPr>
-        <w:rPr>
-          <w:b/>
-          <w:bCs/>
-        </w:rPr>
-      </w:pPr>
-      <w:r>
-        <w:rPr>
-          <w:rFonts w:ascii="Segoe UI Emoji" w:hAnsi="Segoe UI Emoji" w:cs="Segoe UI Emoji"/>
-          <w:b/>
-          <w:bCs/>
-        </w:rPr>
-        <w:t>🔹</w:t>
-      </w:r>
-      <w:r>
-        <w:rPr>
-          <w:b/>
-          <w:bCs/>
-        </w:rPr>
-        <w:t xml:space="preserve"> Use Case</w:t>
-      </w:r>
-    </w:p>
-    <w:p>
-      <w:r>
-        <w:t xml:space="preserve">Update </w:t>
-      </w:r>
-      <w:r>
-        <w:rPr>
-          <w:b/>
-          <w:bCs/>
-        </w:rPr>
-        <w:t>specific record</w:t>
-      </w:r>
-      <w:r>
-        <w:t xml:space="preserve"> in large file.</w:t>
-      </w:r>
-    </w:p>
-    <w:p>
-      <w:r>
         <w:pict w14:anchorId="17A06757">
           <v:rect id="_x0000_i1051" style="width:0;height:1.5pt" o:hralign="center" o:hrstd="t" o:hr="t" fillcolor="#a0a0a0" stroked="f"/>
         </w:pict>
@@ -7253,7 +5783,6 @@
     </w:p>
     <w:p>
       <w:r>
-        <w:lastRenderedPageBreak/>
         <w:pict w14:anchorId="7FA93112">
           <v:rect id="_x0000_i1052" style="width:0;height:1.5pt" o:hralign="center" o:hrstd="t" o:hr="t" fillcolor="#a0a0a0" stroked="f"/>
         </w:pict>
@@ -7283,128 +5812,53 @@
       </w:r>
     </w:p>
     <w:p>
-      <w:proofErr w:type="spellStart"/>
-      <w:r>
-        <w:t>RandomAccessFile</w:t>
-      </w:r>
-      <w:proofErr w:type="spellEnd"/>
-      <w:r>
-        <w:t xml:space="preserve"> file =</w:t>
-      </w:r>
-    </w:p>
-    <w:p>
-      <w:r>
-        <w:t xml:space="preserve">        new </w:t>
-      </w:r>
-      <w:proofErr w:type="spellStart"/>
-      <w:r>
-        <w:t>RandomAccessFile</w:t>
-      </w:r>
-      <w:proofErr w:type="spellEnd"/>
-      <w:r>
-        <w:t>("data.txt", "</w:t>
-      </w:r>
-      <w:proofErr w:type="spellStart"/>
-      <w:r>
-        <w:t>rw</w:t>
-      </w:r>
-      <w:proofErr w:type="spellEnd"/>
-      <w:r>
-        <w:t>");</w:t>
+      <w:r>
+        <w:t>RandomAccessFile file =</w:t>
+      </w:r>
+    </w:p>
+    <w:p>
+      <w:r>
+        <w:t xml:space="preserve">        new RandomAccessFile("data.txt", "rw");</w:t>
       </w:r>
     </w:p>
     <w:p/>
     <w:p>
-      <w:proofErr w:type="spellStart"/>
-      <w:r>
-        <w:t>FileChannel</w:t>
-      </w:r>
-      <w:proofErr w:type="spellEnd"/>
-      <w:r>
-        <w:t xml:space="preserve"> channel = </w:t>
-      </w:r>
-      <w:proofErr w:type="spellStart"/>
-      <w:r>
-        <w:t>file.getChannel</w:t>
-      </w:r>
-      <w:proofErr w:type="spellEnd"/>
-      <w:r>
-        <w:t>();</w:t>
+      <w:r>
+        <w:t>FileChannel channel = file.getChannel();</w:t>
       </w:r>
     </w:p>
     <w:p/>
     <w:p>
-      <w:proofErr w:type="spellStart"/>
-      <w:r>
-        <w:t>channel.position</w:t>
-      </w:r>
-      <w:proofErr w:type="spellEnd"/>
-      <w:r>
-        <w:t>(10); // jump to position</w:t>
+      <w:r>
+        <w:t>channel.position(10); // jump to position</w:t>
       </w:r>
     </w:p>
     <w:p/>
     <w:p>
-      <w:proofErr w:type="spellStart"/>
-      <w:r>
-        <w:t>ByteBuffer</w:t>
-      </w:r>
-      <w:proofErr w:type="spellEnd"/>
-      <w:r>
-        <w:t xml:space="preserve"> buffer =</w:t>
-      </w:r>
-    </w:p>
-    <w:p>
-      <w:r>
-        <w:t xml:space="preserve">        </w:t>
-      </w:r>
-      <w:proofErr w:type="spellStart"/>
-      <w:r>
-        <w:t>ByteBuffer.wrap</w:t>
-      </w:r>
-      <w:proofErr w:type="spellEnd"/>
-      <w:r>
-        <w:t>("UPDATED".</w:t>
-      </w:r>
-      <w:proofErr w:type="spellStart"/>
-      <w:r>
-        <w:t>getBytes</w:t>
-      </w:r>
-      <w:proofErr w:type="spellEnd"/>
-      <w:r>
-        <w:t>());</w:t>
+      <w:r>
+        <w:t>ByteBuffer buffer =</w:t>
+      </w:r>
+    </w:p>
+    <w:p>
+      <w:r>
+        <w:t xml:space="preserve">        ByteBuffer.wrap("UPDATED".getBytes());</w:t>
       </w:r>
     </w:p>
     <w:p/>
     <w:p>
-      <w:proofErr w:type="spellStart"/>
-      <w:r>
-        <w:t>channel.write</w:t>
-      </w:r>
-      <w:proofErr w:type="spellEnd"/>
-      <w:r>
-        <w:t>(buffer);</w:t>
+      <w:r>
+        <w:t>channel.write(buffer);</w:t>
       </w:r>
     </w:p>
     <w:p/>
     <w:p>
-      <w:proofErr w:type="spellStart"/>
-      <w:r>
-        <w:t>channel.close</w:t>
-      </w:r>
-      <w:proofErr w:type="spellEnd"/>
-      <w:r>
-        <w:t>();</w:t>
-      </w:r>
-    </w:p>
-    <w:p>
-      <w:proofErr w:type="spellStart"/>
-      <w:r>
-        <w:t>file.close</w:t>
-      </w:r>
-      <w:proofErr w:type="spellEnd"/>
-      <w:r>
-        <w:t>();</w:t>
+      <w:r>
+        <w:t>channel.close();</w:t>
+      </w:r>
+    </w:p>
+    <w:p>
+      <w:r>
+        <w:t>file.close();</w:t>
       </w:r>
     </w:p>
     <w:p>
@@ -7506,326 +5960,292 @@
       </w:r>
     </w:p>
     <w:p>
-      <w:proofErr w:type="spellStart"/>
-      <w:r>
-        <w:t>ServerSocket</w:t>
-      </w:r>
-      <w:proofErr w:type="spellEnd"/>
-      <w:r>
-        <w:t xml:space="preserve"> server = new </w:t>
-      </w:r>
-      <w:proofErr w:type="spellStart"/>
-      <w:r>
-        <w:t>ServerSocket</w:t>
-      </w:r>
-      <w:proofErr w:type="spellEnd"/>
-      <w:r>
-        <w:t>(9090);</w:t>
-      </w:r>
-    </w:p>
-    <w:p>
-      <w:r>
-        <w:t xml:space="preserve">Socket </w:t>
-      </w:r>
-      <w:proofErr w:type="spellStart"/>
-      <w:r>
-        <w:t>socket</w:t>
-      </w:r>
-      <w:proofErr w:type="spellEnd"/>
-      <w:r>
-        <w:t xml:space="preserve"> = </w:t>
-      </w:r>
-      <w:proofErr w:type="spellStart"/>
-      <w:r>
-        <w:t>server.accept</w:t>
-      </w:r>
-      <w:proofErr w:type="spellEnd"/>
-      <w:r>
-        <w:t>();</w:t>
+      <w:r>
+        <w:lastRenderedPageBreak/>
+        <w:t>ServerSocket server = new ServerSocket(9090);</w:t>
+      </w:r>
+    </w:p>
+    <w:p>
+      <w:r>
+        <w:t>Socket socket = server.accept();</w:t>
       </w:r>
     </w:p>
     <w:p/>
     <w:p>
-      <w:proofErr w:type="spellStart"/>
+      <w:r>
+        <w:t>InputStream in = socket.getInputStream();</w:t>
+      </w:r>
+    </w:p>
+    <w:p>
+      <w:r>
+        <w:rPr>
+          <w:rFonts w:ascii="Segoe UI Emoji" w:hAnsi="Segoe UI Emoji" w:cs="Segoe UI Emoji"/>
+        </w:rPr>
+        <w:t>❌</w:t>
+      </w:r>
+      <w:r>
+        <w:t xml:space="preserve"> One client per thread</w:t>
+      </w:r>
+      <w:r>
+        <w:br/>
+      </w:r>
+      <w:r>
+        <w:rPr>
+          <w:rFonts w:ascii="Segoe UI Emoji" w:hAnsi="Segoe UI Emoji" w:cs="Segoe UI Emoji"/>
+        </w:rPr>
+        <w:t>❌</w:t>
+      </w:r>
+      <w:r>
+        <w:t xml:space="preserve"> Not scalable</w:t>
+      </w:r>
+    </w:p>
+    <w:p/>
+    <w:p>
+      <w:pPr>
+        <w:rPr>
+          <w:b/>
+          <w:bCs/>
+        </w:rPr>
+      </w:pPr>
+      <w:r>
+        <w:rPr>
+          <w:b/>
+          <w:bCs/>
+        </w:rPr>
+        <w:t>NIO SocketChannel (Non-Blocking Client)</w:t>
+      </w:r>
+    </w:p>
+    <w:p>
+      <w:r>
+        <w:t>import java.net.InetSocketAddress;</w:t>
+      </w:r>
+    </w:p>
+    <w:p>
+      <w:r>
+        <w:t>import java.nio.ByteBuffer;</w:t>
+      </w:r>
+    </w:p>
+    <w:p>
+      <w:r>
+        <w:t>import java.nio.channels.SocketChannel;</w:t>
+      </w:r>
+    </w:p>
+    <w:p/>
+    <w:p>
+      <w:r>
+        <w:t>public class NIOClient {</w:t>
+      </w:r>
+    </w:p>
+    <w:p>
+      <w:r>
+        <w:t xml:space="preserve">    public static void main(String[] args) throws Exception {</w:t>
+      </w:r>
+    </w:p>
+    <w:p/>
+    <w:p>
+      <w:r>
+        <w:t xml:space="preserve">        SocketChannel client =</w:t>
+      </w:r>
+    </w:p>
+    <w:p>
+      <w:r>
+        <w:t xml:space="preserve">                SocketChannel.open();</w:t>
+      </w:r>
+    </w:p>
+    <w:p/>
+    <w:p>
+      <w:r>
+        <w:t xml:space="preserve">        client.configureBlocking(false);</w:t>
+      </w:r>
+    </w:p>
+    <w:p>
+      <w:r>
+        <w:t xml:space="preserve">        client.connect(</w:t>
+      </w:r>
+    </w:p>
+    <w:p>
+      <w:r>
+        <w:t xml:space="preserve">                new InetSocketAddress("localhost", 9090));</w:t>
+      </w:r>
+    </w:p>
+    <w:p/>
+    <w:p>
+      <w:r>
+        <w:t xml:space="preserve">        while (!client.finishConnect()) {}</w:t>
+      </w:r>
+    </w:p>
+    <w:p/>
+    <w:p>
+      <w:r>
+        <w:t xml:space="preserve">        ByteBuffer buffer =</w:t>
+      </w:r>
+    </w:p>
+    <w:p>
+      <w:r>
+        <w:t xml:space="preserve">                ByteBuffer.wrap("Hello Server".getBytes());</w:t>
+      </w:r>
+    </w:p>
+    <w:p/>
+    <w:p>
+      <w:r>
+        <w:t xml:space="preserve">        client.write(buffer);</w:t>
+      </w:r>
+    </w:p>
+    <w:p>
       <w:r>
         <w:lastRenderedPageBreak/>
-        <w:t>InputStream</w:t>
-      </w:r>
-      <w:proofErr w:type="spellEnd"/>
-      <w:r>
-        <w:t xml:space="preserve"> in = </w:t>
-      </w:r>
-      <w:proofErr w:type="spellStart"/>
-      <w:r>
-        <w:t>socket.getInputStream</w:t>
-      </w:r>
-      <w:proofErr w:type="spellEnd"/>
-      <w:r>
-        <w:t>();</w:t>
-      </w:r>
-    </w:p>
-    <w:p>
+        <w:t xml:space="preserve">        client.close();</w:t>
+      </w:r>
+    </w:p>
+    <w:p>
+      <w:r>
+        <w:t xml:space="preserve">    }</w:t>
+      </w:r>
+    </w:p>
+    <w:p>
+      <w:r>
+        <w:t>}</w:t>
+      </w:r>
+    </w:p>
+    <w:p>
+      <w:r>
+        <w:rPr>
+          <w:rFonts w:ascii="Segoe UI Symbol" w:hAnsi="Segoe UI Symbol" w:cs="Segoe UI Symbol"/>
+        </w:rPr>
+        <w:t>✔</w:t>
+      </w:r>
+      <w:r>
+        <w:t xml:space="preserve"> Non-blocking</w:t>
+      </w:r>
+      <w:r>
+        <w:br/>
+      </w:r>
+      <w:r>
+        <w:rPr>
+          <w:rFonts w:ascii="Segoe UI Symbol" w:hAnsi="Segoe UI Symbol" w:cs="Segoe UI Symbol"/>
+        </w:rPr>
+        <w:t>✔</w:t>
+      </w:r>
+      <w:r>
+        <w:t xml:space="preserve"> Scalable networking</w:t>
+      </w:r>
+    </w:p>
+    <w:p/>
+    <w:p>
+      <w:pPr>
+        <w:rPr>
+          <w:b/>
+          <w:bCs/>
+        </w:rPr>
+      </w:pPr>
+      <w:r>
+        <w:rPr>
+          <w:b/>
+          <w:bCs/>
+        </w:rPr>
+        <w:t>Example 5: ServerSocketChannel (High Traffic Server)</w:t>
+      </w:r>
+    </w:p>
+    <w:p>
+      <w:pPr>
+        <w:rPr>
+          <w:b/>
+          <w:bCs/>
+        </w:rPr>
+      </w:pPr>
       <w:r>
         <w:rPr>
           <w:rFonts w:ascii="Segoe UI Emoji" w:hAnsi="Segoe UI Emoji" w:cs="Segoe UI Emoji"/>
-        </w:rPr>
-        <w:t>❌</w:t>
-      </w:r>
-      <w:r>
-        <w:t xml:space="preserve"> One client per thread</w:t>
-      </w:r>
-      <w:r>
-        <w:br/>
-      </w:r>
-      <w:r>
-        <w:rPr>
-          <w:rFonts w:ascii="Segoe UI Emoji" w:hAnsi="Segoe UI Emoji" w:cs="Segoe UI Emoji"/>
-        </w:rPr>
-        <w:t>❌</w:t>
-      </w:r>
-      <w:r>
-        <w:t xml:space="preserve"> Not scalable</w:t>
+          <w:b/>
+          <w:bCs/>
+        </w:rPr>
+        <w:t>🔹</w:t>
+      </w:r>
+      <w:r>
+        <w:rPr>
+          <w:b/>
+          <w:bCs/>
+        </w:rPr>
+        <w:t xml:space="preserve"> Use Case</w:t>
+      </w:r>
+    </w:p>
+    <w:p>
+      <w:r>
+        <w:t>Chat server, API server.</w:t>
+      </w:r>
+    </w:p>
+    <w:p>
+      <w:r>
+        <w:t>import java.net.InetSocketAddress;</w:t>
+      </w:r>
+    </w:p>
+    <w:p>
+      <w:r>
+        <w:t>import java.nio.channels.ServerSocketChannel;</w:t>
+      </w:r>
+    </w:p>
+    <w:p>
+      <w:r>
+        <w:t>import java.nio.channels.SocketChannel;</w:t>
       </w:r>
     </w:p>
     <w:p/>
     <w:p>
-      <w:pPr>
-        <w:rPr>
-          <w:b/>
-          <w:bCs/>
-        </w:rPr>
-      </w:pPr>
-      <w:r>
-        <w:rPr>
-          <w:b/>
-          <w:bCs/>
-        </w:rPr>
-        <w:t xml:space="preserve">NIO </w:t>
-      </w:r>
-      <w:proofErr w:type="spellStart"/>
-      <w:r>
-        <w:rPr>
-          <w:b/>
-          <w:bCs/>
-        </w:rPr>
-        <w:t>SocketChannel</w:t>
-      </w:r>
-      <w:proofErr w:type="spellEnd"/>
-      <w:r>
-        <w:rPr>
-          <w:b/>
-          <w:bCs/>
-        </w:rPr>
-        <w:t xml:space="preserve"> (Non-Blocking Client)</w:t>
-      </w:r>
-    </w:p>
-    <w:p>
-      <w:r>
-        <w:t xml:space="preserve">import </w:t>
-      </w:r>
-      <w:proofErr w:type="spellStart"/>
-      <w:r>
-        <w:t>java.net.InetSocketAddress</w:t>
-      </w:r>
-      <w:proofErr w:type="spellEnd"/>
-      <w:r>
-        <w:t>;</w:t>
-      </w:r>
-    </w:p>
-    <w:p>
-      <w:r>
-        <w:t xml:space="preserve">import </w:t>
-      </w:r>
-      <w:proofErr w:type="spellStart"/>
-      <w:r>
-        <w:t>java.nio.ByteBuffer</w:t>
-      </w:r>
-      <w:proofErr w:type="spellEnd"/>
-      <w:r>
-        <w:t>;</w:t>
-      </w:r>
-    </w:p>
-    <w:p>
-      <w:r>
-        <w:t xml:space="preserve">import </w:t>
-      </w:r>
-      <w:proofErr w:type="spellStart"/>
-      <w:r>
-        <w:t>java.nio.channels.SocketChannel</w:t>
-      </w:r>
-      <w:proofErr w:type="spellEnd"/>
-      <w:r>
-        <w:t>;</w:t>
+      <w:r>
+        <w:t>public class NIOServer {</w:t>
+      </w:r>
+    </w:p>
+    <w:p>
+      <w:r>
+        <w:t xml:space="preserve">    public static void main(String[] args) throws Exception {</w:t>
       </w:r>
     </w:p>
     <w:p/>
     <w:p>
       <w:r>
-        <w:t xml:space="preserve">public class </w:t>
-      </w:r>
-      <w:proofErr w:type="spellStart"/>
-      <w:r>
-        <w:t>NIOClient</w:t>
-      </w:r>
-      <w:proofErr w:type="spellEnd"/>
-      <w:r>
-        <w:t xml:space="preserve"> {</w:t>
-      </w:r>
-    </w:p>
-    <w:p>
-      <w:r>
-        <w:t xml:space="preserve">    public static void main(String[] </w:t>
-      </w:r>
-      <w:proofErr w:type="spellStart"/>
-      <w:r>
-        <w:t>args</w:t>
-      </w:r>
-      <w:proofErr w:type="spellEnd"/>
-      <w:r>
-        <w:t>) throws Exception {</w:t>
+        <w:t xml:space="preserve">        ServerSocketChannel server =</w:t>
+      </w:r>
+    </w:p>
+    <w:p>
+      <w:r>
+        <w:t xml:space="preserve">                ServerSocketChannel.open();</w:t>
+      </w:r>
+    </w:p>
+    <w:p>
+      <w:r>
+        <w:t xml:space="preserve">        server.bind(new InetSocketAddress(9090));</w:t>
       </w:r>
     </w:p>
     <w:p/>
     <w:p>
       <w:r>
-        <w:t xml:space="preserve">        </w:t>
-      </w:r>
-      <w:proofErr w:type="spellStart"/>
-      <w:r>
-        <w:t>SocketChannel</w:t>
-      </w:r>
-      <w:proofErr w:type="spellEnd"/>
-      <w:r>
-        <w:t xml:space="preserve"> client =</w:t>
-      </w:r>
-    </w:p>
-    <w:p>
-      <w:r>
-        <w:t xml:space="preserve">                </w:t>
-      </w:r>
-      <w:proofErr w:type="spellStart"/>
-      <w:r>
-        <w:t>SocketChannel.open</w:t>
-      </w:r>
-      <w:proofErr w:type="spellEnd"/>
-      <w:r>
-        <w:t>();</w:t>
+        <w:t xml:space="preserve">        System.out.println("Server started");</w:t>
       </w:r>
     </w:p>
     <w:p/>
     <w:p>
       <w:r>
-        <w:t xml:space="preserve">        </w:t>
-      </w:r>
-      <w:proofErr w:type="spellStart"/>
-      <w:r>
-        <w:t>client.configureBlocking</w:t>
-      </w:r>
-      <w:proofErr w:type="spellEnd"/>
-      <w:r>
-        <w:t>(false);</w:t>
-      </w:r>
-    </w:p>
-    <w:p>
-      <w:r>
-        <w:t xml:space="preserve">        </w:t>
-      </w:r>
-      <w:proofErr w:type="spellStart"/>
-      <w:r>
-        <w:t>client.connect</w:t>
-      </w:r>
-      <w:proofErr w:type="spellEnd"/>
-      <w:r>
-        <w:t>(</w:t>
-      </w:r>
-    </w:p>
-    <w:p>
-      <w:r>
-        <w:t xml:space="preserve">                new </w:t>
-      </w:r>
-      <w:proofErr w:type="spellStart"/>
-      <w:r>
-        <w:t>InetSocketAddress</w:t>
-      </w:r>
-      <w:proofErr w:type="spellEnd"/>
-      <w:r>
-        <w:t>("localhost", 9090));</w:t>
-      </w:r>
-    </w:p>
-    <w:p/>
-    <w:p>
-      <w:r>
-        <w:t xml:space="preserve">        while (!</w:t>
-      </w:r>
-      <w:proofErr w:type="spellStart"/>
-      <w:r>
-        <w:t>client.finishConnect</w:t>
-      </w:r>
-      <w:proofErr w:type="spellEnd"/>
-      <w:r>
-        <w:t>()) {}</w:t>
-      </w:r>
-    </w:p>
-    <w:p/>
-    <w:p>
-      <w:r>
-        <w:t xml:space="preserve">        </w:t>
-      </w:r>
-      <w:proofErr w:type="spellStart"/>
-      <w:r>
-        <w:t>ByteBuffer</w:t>
-      </w:r>
-      <w:proofErr w:type="spellEnd"/>
-      <w:r>
-        <w:t xml:space="preserve"> buffer =</w:t>
-      </w:r>
-    </w:p>
-    <w:p>
-      <w:r>
-        <w:t xml:space="preserve">                </w:t>
-      </w:r>
-      <w:proofErr w:type="spellStart"/>
-      <w:r>
-        <w:t>ByteBuffer.wrap</w:t>
-      </w:r>
-      <w:proofErr w:type="spellEnd"/>
-      <w:r>
-        <w:t>("Hello Server".</w:t>
-      </w:r>
-      <w:proofErr w:type="spellStart"/>
-      <w:r>
-        <w:t>getBytes</w:t>
-      </w:r>
-      <w:proofErr w:type="spellEnd"/>
-      <w:r>
-        <w:t>());</w:t>
-      </w:r>
-    </w:p>
-    <w:p/>
-    <w:p>
-      <w:r>
-        <w:t xml:space="preserve">        </w:t>
-      </w:r>
-      <w:proofErr w:type="spellStart"/>
-      <w:r>
-        <w:t>client.write</w:t>
-      </w:r>
-      <w:proofErr w:type="spellEnd"/>
-      <w:r>
-        <w:t>(buffer);</w:t>
-      </w:r>
-    </w:p>
-    <w:p>
-      <w:r>
-        <w:t xml:space="preserve">        </w:t>
-      </w:r>
-      <w:proofErr w:type="spellStart"/>
-      <w:r>
-        <w:t>client.close</w:t>
-      </w:r>
-      <w:proofErr w:type="spellEnd"/>
-      <w:r>
-        <w:t>();</w:t>
+        <w:t xml:space="preserve">        while (true) {</w:t>
+      </w:r>
+    </w:p>
+    <w:p>
+      <w:r>
+        <w:t xml:space="preserve">            SocketChannel client = server.accept();</w:t>
+      </w:r>
+    </w:p>
+    <w:p>
+      <w:r>
+        <w:t xml:space="preserve">            System.out.println("Client connected");</w:t>
+      </w:r>
+    </w:p>
+    <w:p>
+      <w:r>
+        <w:t xml:space="preserve">            client.close();</w:t>
+      </w:r>
+    </w:p>
+    <w:p>
+      <w:r>
+        <w:t xml:space="preserve">        }</w:t>
       </w:r>
     </w:p>
     <w:p>
@@ -7835,286 +6255,7 @@
     </w:p>
     <w:p>
       <w:r>
-        <w:t>}</w:t>
-      </w:r>
-    </w:p>
-    <w:p>
-      <w:r>
-        <w:rPr>
-          <w:rFonts w:ascii="Segoe UI Symbol" w:hAnsi="Segoe UI Symbol" w:cs="Segoe UI Symbol"/>
-        </w:rPr>
         <w:lastRenderedPageBreak/>
-        <w:t>✔</w:t>
-      </w:r>
-      <w:r>
-        <w:t xml:space="preserve"> Non-blocking</w:t>
-      </w:r>
-      <w:r>
-        <w:br/>
-      </w:r>
-      <w:r>
-        <w:rPr>
-          <w:rFonts w:ascii="Segoe UI Symbol" w:hAnsi="Segoe UI Symbol" w:cs="Segoe UI Symbol"/>
-        </w:rPr>
-        <w:t>✔</w:t>
-      </w:r>
-      <w:r>
-        <w:t xml:space="preserve"> Scalable networking</w:t>
-      </w:r>
-    </w:p>
-    <w:p/>
-    <w:p>
-      <w:pPr>
-        <w:rPr>
-          <w:b/>
-          <w:bCs/>
-        </w:rPr>
-      </w:pPr>
-      <w:r>
-        <w:rPr>
-          <w:b/>
-          <w:bCs/>
-        </w:rPr>
-        <w:t xml:space="preserve">Example 5: </w:t>
-      </w:r>
-      <w:proofErr w:type="spellStart"/>
-      <w:r>
-        <w:rPr>
-          <w:b/>
-          <w:bCs/>
-        </w:rPr>
-        <w:t>ServerSocketChannel</w:t>
-      </w:r>
-      <w:proofErr w:type="spellEnd"/>
-      <w:r>
-        <w:rPr>
-          <w:b/>
-          <w:bCs/>
-        </w:rPr>
-        <w:t xml:space="preserve"> (High Traffic Server)</w:t>
-      </w:r>
-    </w:p>
-    <w:p>
-      <w:pPr>
-        <w:rPr>
-          <w:b/>
-          <w:bCs/>
-        </w:rPr>
-      </w:pPr>
-      <w:r>
-        <w:rPr>
-          <w:rFonts w:ascii="Segoe UI Emoji" w:hAnsi="Segoe UI Emoji" w:cs="Segoe UI Emoji"/>
-          <w:b/>
-          <w:bCs/>
-        </w:rPr>
-        <w:t>🔹</w:t>
-      </w:r>
-      <w:r>
-        <w:rPr>
-          <w:b/>
-          <w:bCs/>
-        </w:rPr>
-        <w:t xml:space="preserve"> Use Case</w:t>
-      </w:r>
-    </w:p>
-    <w:p>
-      <w:r>
-        <w:t>Chat server, API server.</w:t>
-      </w:r>
-    </w:p>
-    <w:p>
-      <w:r>
-        <w:t xml:space="preserve">import </w:t>
-      </w:r>
-      <w:proofErr w:type="spellStart"/>
-      <w:r>
-        <w:t>java.net.InetSocketAddress</w:t>
-      </w:r>
-      <w:proofErr w:type="spellEnd"/>
-      <w:r>
-        <w:t>;</w:t>
-      </w:r>
-    </w:p>
-    <w:p>
-      <w:r>
-        <w:t xml:space="preserve">import </w:t>
-      </w:r>
-      <w:proofErr w:type="spellStart"/>
-      <w:r>
-        <w:t>java.nio.channels.ServerSocketChannel</w:t>
-      </w:r>
-      <w:proofErr w:type="spellEnd"/>
-      <w:r>
-        <w:t>;</w:t>
-      </w:r>
-    </w:p>
-    <w:p>
-      <w:r>
-        <w:t xml:space="preserve">import </w:t>
-      </w:r>
-      <w:proofErr w:type="spellStart"/>
-      <w:r>
-        <w:t>java.nio.channels.SocketChannel</w:t>
-      </w:r>
-      <w:proofErr w:type="spellEnd"/>
-      <w:r>
-        <w:t>;</w:t>
-      </w:r>
-    </w:p>
-    <w:p/>
-    <w:p>
-      <w:r>
-        <w:t xml:space="preserve">public class </w:t>
-      </w:r>
-      <w:proofErr w:type="spellStart"/>
-      <w:r>
-        <w:t>NIOServer</w:t>
-      </w:r>
-      <w:proofErr w:type="spellEnd"/>
-      <w:r>
-        <w:t xml:space="preserve"> {</w:t>
-      </w:r>
-    </w:p>
-    <w:p>
-      <w:r>
-        <w:t xml:space="preserve">    public static void main(String[] </w:t>
-      </w:r>
-      <w:proofErr w:type="spellStart"/>
-      <w:r>
-        <w:t>args</w:t>
-      </w:r>
-      <w:proofErr w:type="spellEnd"/>
-      <w:r>
-        <w:t>) throws Exception {</w:t>
-      </w:r>
-    </w:p>
-    <w:p/>
-    <w:p>
-      <w:r>
-        <w:t xml:space="preserve">        </w:t>
-      </w:r>
-      <w:proofErr w:type="spellStart"/>
-      <w:r>
-        <w:t>ServerSocketChannel</w:t>
-      </w:r>
-      <w:proofErr w:type="spellEnd"/>
-      <w:r>
-        <w:t xml:space="preserve"> server =</w:t>
-      </w:r>
-    </w:p>
-    <w:p>
-      <w:r>
-        <w:t xml:space="preserve">                </w:t>
-      </w:r>
-      <w:proofErr w:type="spellStart"/>
-      <w:r>
-        <w:t>ServerSocketChannel.open</w:t>
-      </w:r>
-      <w:proofErr w:type="spellEnd"/>
-      <w:r>
-        <w:t>();</w:t>
-      </w:r>
-    </w:p>
-    <w:p>
-      <w:r>
-        <w:t xml:space="preserve">        </w:t>
-      </w:r>
-      <w:proofErr w:type="spellStart"/>
-      <w:r>
-        <w:t>server.bind</w:t>
-      </w:r>
-      <w:proofErr w:type="spellEnd"/>
-      <w:r>
-        <w:t xml:space="preserve">(new </w:t>
-      </w:r>
-      <w:proofErr w:type="spellStart"/>
-      <w:r>
-        <w:t>InetSocketAddress</w:t>
-      </w:r>
-      <w:proofErr w:type="spellEnd"/>
-      <w:r>
-        <w:t>(9090));</w:t>
-      </w:r>
-    </w:p>
-    <w:p/>
-    <w:p>
-      <w:r>
-        <w:t xml:space="preserve">        </w:t>
-      </w:r>
-      <w:proofErr w:type="spellStart"/>
-      <w:r>
-        <w:t>System.out.println</w:t>
-      </w:r>
-      <w:proofErr w:type="spellEnd"/>
-      <w:r>
-        <w:t>("Server started");</w:t>
-      </w:r>
-    </w:p>
-    <w:p/>
-    <w:p>
-      <w:r>
-        <w:t xml:space="preserve">        while (true) {</w:t>
-      </w:r>
-    </w:p>
-    <w:p>
-      <w:r>
-        <w:t xml:space="preserve">            </w:t>
-      </w:r>
-      <w:proofErr w:type="spellStart"/>
-      <w:r>
-        <w:t>SocketChannel</w:t>
-      </w:r>
-      <w:proofErr w:type="spellEnd"/>
-      <w:r>
-        <w:t xml:space="preserve"> client = </w:t>
-      </w:r>
-      <w:proofErr w:type="spellStart"/>
-      <w:r>
-        <w:t>server.accept</w:t>
-      </w:r>
-      <w:proofErr w:type="spellEnd"/>
-      <w:r>
-        <w:t>();</w:t>
-      </w:r>
-    </w:p>
-    <w:p>
-      <w:r>
-        <w:t xml:space="preserve">            </w:t>
-      </w:r>
-      <w:proofErr w:type="spellStart"/>
-      <w:r>
-        <w:t>System.out.println</w:t>
-      </w:r>
-      <w:proofErr w:type="spellEnd"/>
-      <w:r>
-        <w:t>("Client connected");</w:t>
-      </w:r>
-    </w:p>
-    <w:p>
-      <w:r>
-        <w:t xml:space="preserve">            </w:t>
-      </w:r>
-      <w:proofErr w:type="spellStart"/>
-      <w:r>
-        <w:t>client.close</w:t>
-      </w:r>
-      <w:proofErr w:type="spellEnd"/>
-      <w:r>
-        <w:t>();</w:t>
-      </w:r>
-    </w:p>
-    <w:p>
-      <w:r>
-        <w:t xml:space="preserve">        }</w:t>
-      </w:r>
-    </w:p>
-    <w:p>
-      <w:r>
-        <w:t xml:space="preserve">    }</w:t>
-      </w:r>
-    </w:p>
-    <w:p>
-      <w:r>
         <w:t>}</w:t>
       </w:r>
     </w:p>
@@ -8175,23 +6316,7 @@
     </w:p>
     <w:p>
       <w:r>
-        <w:t xml:space="preserve">Selector </w:t>
-      </w:r>
-      <w:proofErr w:type="spellStart"/>
-      <w:r>
-        <w:t>selector</w:t>
-      </w:r>
-      <w:proofErr w:type="spellEnd"/>
-      <w:r>
-        <w:t xml:space="preserve"> = </w:t>
-      </w:r>
-      <w:proofErr w:type="spellStart"/>
-      <w:r>
-        <w:t>Selector.open</w:t>
-      </w:r>
-      <w:proofErr w:type="spellEnd"/>
-      <w:r>
-        <w:t>();</w:t>
+        <w:t>Selector selector = Selector.open();</w:t>
       </w:r>
     </w:p>
     <w:p>
@@ -8232,68 +6357,28 @@
           <w:b/>
           <w:bCs/>
         </w:rPr>
-        <w:t xml:space="preserve"> Step 2: Create </w:t>
-      </w:r>
-      <w:proofErr w:type="spellStart"/>
-      <w:r>
-        <w:rPr>
-          <w:b/>
-          <w:bCs/>
-        </w:rPr>
-        <w:t>ServerSocketChannel</w:t>
-      </w:r>
-      <w:proofErr w:type="spellEnd"/>
-    </w:p>
-    <w:p>
-      <w:proofErr w:type="spellStart"/>
-      <w:r>
-        <w:t>ServerSocketChannel</w:t>
-      </w:r>
-      <w:proofErr w:type="spellEnd"/>
-      <w:r>
-        <w:t xml:space="preserve"> server =</w:t>
-      </w:r>
-    </w:p>
-    <w:p>
-      <w:r>
-        <w:t xml:space="preserve">        </w:t>
-      </w:r>
-      <w:proofErr w:type="spellStart"/>
-      <w:r>
-        <w:t>ServerSocketChannel.open</w:t>
-      </w:r>
-      <w:proofErr w:type="spellEnd"/>
-      <w:r>
-        <w:t>();</w:t>
+        <w:t xml:space="preserve"> Step 2: Create ServerSocketChannel</w:t>
+      </w:r>
+    </w:p>
+    <w:p>
+      <w:r>
+        <w:t>ServerSocketChannel server =</w:t>
+      </w:r>
+    </w:p>
+    <w:p>
+      <w:r>
+        <w:t xml:space="preserve">        ServerSocketChannel.open();</w:t>
       </w:r>
     </w:p>
     <w:p/>
     <w:p>
-      <w:proofErr w:type="spellStart"/>
-      <w:r>
-        <w:t>server.bind</w:t>
-      </w:r>
-      <w:proofErr w:type="spellEnd"/>
-      <w:r>
-        <w:t xml:space="preserve">(new </w:t>
-      </w:r>
-      <w:proofErr w:type="spellStart"/>
-      <w:r>
-        <w:t>InetSocketAddress</w:t>
-      </w:r>
-      <w:proofErr w:type="spellEnd"/>
-      <w:r>
-        <w:t>(9090));</w:t>
-      </w:r>
-    </w:p>
-    <w:p>
-      <w:proofErr w:type="spellStart"/>
-      <w:r>
-        <w:t>server.configureBlocking</w:t>
-      </w:r>
-      <w:proofErr w:type="spellEnd"/>
-      <w:r>
-        <w:t>(false);</w:t>
+      <w:r>
+        <w:t>server.bind(new InetSocketAddress(9090));</w:t>
+      </w:r>
+    </w:p>
+    <w:p>
+      <w:r>
+        <w:t>server.configureBlocking(false);</w:t>
       </w:r>
     </w:p>
     <w:p>
@@ -8338,21 +6423,8 @@
       </w:r>
     </w:p>
     <w:p>
-      <w:proofErr w:type="spellStart"/>
-      <w:r>
-        <w:t>server.register</w:t>
-      </w:r>
-      <w:proofErr w:type="spellEnd"/>
-      <w:r>
-        <w:t xml:space="preserve">(selector, </w:t>
-      </w:r>
-      <w:proofErr w:type="spellStart"/>
-      <w:r>
-        <w:t>SelectionKey.OP_ACCEPT</w:t>
-      </w:r>
-      <w:proofErr w:type="spellEnd"/>
-      <w:r>
-        <w:t>);</w:t>
+      <w:r>
+        <w:t>server.register(selector, SelectionKey.OP_ACCEPT);</w:t>
       </w:r>
     </w:p>
     <w:p>
@@ -8405,214 +6477,79 @@
     </w:p>
     <w:p>
       <w:r>
-        <w:t xml:space="preserve">package </w:t>
-      </w:r>
-      <w:proofErr w:type="spellStart"/>
-      <w:r>
-        <w:t>com.nio.chat</w:t>
-      </w:r>
-      <w:proofErr w:type="spellEnd"/>
-      <w:r>
-        <w:t>;</w:t>
+        <w:t>package com.nio.chat;</w:t>
       </w:r>
     </w:p>
     <w:p/>
     <w:p>
       <w:r>
-        <w:t xml:space="preserve">import </w:t>
-      </w:r>
-      <w:proofErr w:type="spellStart"/>
-      <w:r>
-        <w:t>java.net.InetSocketAddress</w:t>
-      </w:r>
-      <w:proofErr w:type="spellEnd"/>
-      <w:r>
-        <w:t>;</w:t>
-      </w:r>
-    </w:p>
-    <w:p>
-      <w:r>
-        <w:t xml:space="preserve">import </w:t>
-      </w:r>
-      <w:proofErr w:type="spellStart"/>
-      <w:r>
-        <w:t>java.nio.ByteBuffer</w:t>
-      </w:r>
-      <w:proofErr w:type="spellEnd"/>
-      <w:r>
-        <w:t>;</w:t>
-      </w:r>
-    </w:p>
-    <w:p>
-      <w:r>
-        <w:t xml:space="preserve">import </w:t>
-      </w:r>
-      <w:proofErr w:type="spellStart"/>
-      <w:r>
-        <w:t>java.nio.channels</w:t>
-      </w:r>
-      <w:proofErr w:type="spellEnd"/>
-      <w:r>
-        <w:t>.*;</w:t>
-      </w:r>
-    </w:p>
-    <w:p>
-      <w:r>
-        <w:t xml:space="preserve">import </w:t>
-      </w:r>
-      <w:proofErr w:type="spellStart"/>
-      <w:r>
-        <w:t>java.util.Iterator</w:t>
-      </w:r>
-      <w:proofErr w:type="spellEnd"/>
-      <w:r>
-        <w:t>;</w:t>
+        <w:t>import java.net.InetSocketAddress;</w:t>
+      </w:r>
+    </w:p>
+    <w:p>
+      <w:r>
+        <w:t>import java.nio.ByteBuffer;</w:t>
+      </w:r>
+    </w:p>
+    <w:p>
+      <w:r>
+        <w:t>import java.nio.channels.*;</w:t>
+      </w:r>
+    </w:p>
+    <w:p>
+      <w:r>
+        <w:lastRenderedPageBreak/>
+        <w:t>import java.util.Iterator;</w:t>
       </w:r>
     </w:p>
     <w:p/>
     <w:p>
       <w:r>
-        <w:t xml:space="preserve">public class </w:t>
-      </w:r>
-      <w:proofErr w:type="spellStart"/>
-      <w:r>
-        <w:t>NIOChatServer</w:t>
-      </w:r>
-      <w:proofErr w:type="spellEnd"/>
-      <w:r>
-        <w:t xml:space="preserve"> {</w:t>
+        <w:t>public class NIOChatServer {</w:t>
       </w:r>
     </w:p>
     <w:p/>
     <w:p>
       <w:r>
-        <w:t xml:space="preserve">    public static void main(String[] </w:t>
-      </w:r>
-      <w:proofErr w:type="spellStart"/>
-      <w:r>
-        <w:t>args</w:t>
-      </w:r>
-      <w:proofErr w:type="spellEnd"/>
-      <w:r>
-        <w:t>) throws Exception {</w:t>
+        <w:t xml:space="preserve">    public static void main(String[] args) throws Exception {</w:t>
       </w:r>
     </w:p>
     <w:p/>
     <w:p>
       <w:r>
-        <w:t xml:space="preserve">        Selector </w:t>
-      </w:r>
-      <w:proofErr w:type="spellStart"/>
-      <w:r>
-        <w:t>selector</w:t>
-      </w:r>
-      <w:proofErr w:type="spellEnd"/>
-      <w:r>
-        <w:t xml:space="preserve"> = </w:t>
-      </w:r>
-      <w:proofErr w:type="spellStart"/>
-      <w:r>
-        <w:t>Selector.open</w:t>
-      </w:r>
-      <w:proofErr w:type="spellEnd"/>
-      <w:r>
-        <w:t>();</w:t>
+        <w:t xml:space="preserve">        Selector selector = Selector.open();</w:t>
       </w:r>
     </w:p>
     <w:p/>
     <w:p>
       <w:r>
-        <w:t xml:space="preserve">        </w:t>
-      </w:r>
-      <w:proofErr w:type="spellStart"/>
-      <w:r>
-        <w:t>ServerSocketChannel</w:t>
-      </w:r>
-      <w:proofErr w:type="spellEnd"/>
-      <w:r>
-        <w:t xml:space="preserve"> server =</w:t>
-      </w:r>
-    </w:p>
-    <w:p>
-      <w:r>
-        <w:t xml:space="preserve">                </w:t>
-      </w:r>
-      <w:proofErr w:type="spellStart"/>
-      <w:r>
-        <w:t>ServerSocketChannel.open</w:t>
-      </w:r>
-      <w:proofErr w:type="spellEnd"/>
-      <w:r>
-        <w:t>();</w:t>
-      </w:r>
-    </w:p>
-    <w:p>
-      <w:r>
-        <w:t xml:space="preserve">        </w:t>
-      </w:r>
-      <w:proofErr w:type="spellStart"/>
-      <w:r>
-        <w:t>server.bind</w:t>
-      </w:r>
-      <w:proofErr w:type="spellEnd"/>
-      <w:r>
-        <w:t xml:space="preserve">(new </w:t>
-      </w:r>
-      <w:proofErr w:type="spellStart"/>
-      <w:r>
-        <w:t>InetSocketAddress</w:t>
-      </w:r>
-      <w:proofErr w:type="spellEnd"/>
-      <w:r>
-        <w:t>(9090));</w:t>
-      </w:r>
-    </w:p>
-    <w:p>
-      <w:r>
-        <w:t xml:space="preserve">        </w:t>
-      </w:r>
-      <w:proofErr w:type="spellStart"/>
-      <w:r>
-        <w:t>server.configureBlocking</w:t>
-      </w:r>
-      <w:proofErr w:type="spellEnd"/>
-      <w:r>
-        <w:t>(false);</w:t>
-      </w:r>
-    </w:p>
-    <w:p>
-      <w:r>
-        <w:t xml:space="preserve">        </w:t>
-      </w:r>
-      <w:proofErr w:type="spellStart"/>
-      <w:r>
-        <w:t>server.register</w:t>
-      </w:r>
-      <w:proofErr w:type="spellEnd"/>
-      <w:r>
-        <w:t xml:space="preserve">(selector, </w:t>
-      </w:r>
-      <w:proofErr w:type="spellStart"/>
-      <w:r>
-        <w:t>SelectionKey.OP_ACCEPT</w:t>
-      </w:r>
-      <w:proofErr w:type="spellEnd"/>
-      <w:r>
-        <w:t>);</w:t>
+        <w:t xml:space="preserve">        ServerSocketChannel server =</w:t>
+      </w:r>
+    </w:p>
+    <w:p>
+      <w:r>
+        <w:t xml:space="preserve">                ServerSocketChannel.open();</w:t>
+      </w:r>
+    </w:p>
+    <w:p>
+      <w:r>
+        <w:t xml:space="preserve">        server.bind(new InetSocketAddress(9090));</w:t>
+      </w:r>
+    </w:p>
+    <w:p>
+      <w:r>
+        <w:t xml:space="preserve">        server.configureBlocking(false);</w:t>
+      </w:r>
+    </w:p>
+    <w:p>
+      <w:r>
+        <w:t xml:space="preserve">        server.register(selector, SelectionKey.OP_ACCEPT);</w:t>
       </w:r>
     </w:p>
     <w:p/>
     <w:p>
       <w:r>
-        <w:t xml:space="preserve">        </w:t>
-      </w:r>
-      <w:proofErr w:type="spellStart"/>
-      <w:r>
-        <w:t>System.out.println</w:t>
-      </w:r>
-      <w:proofErr w:type="spellEnd"/>
-      <w:r>
-        <w:t>("Chat Server started on port 9090");</w:t>
+        <w:t xml:space="preserve">        System.out.println("Chat Server started on port 9090");</w:t>
       </w:r>
     </w:p>
     <w:p/>
@@ -8623,90 +6560,34 @@
     </w:p>
     <w:p>
       <w:r>
-        <w:t xml:space="preserve">            </w:t>
-      </w:r>
-      <w:proofErr w:type="spellStart"/>
-      <w:r>
-        <w:t>selector.select</w:t>
-      </w:r>
-      <w:proofErr w:type="spellEnd"/>
-      <w:r>
-        <w:t>(); // BLOCKS until event</w:t>
+        <w:t xml:space="preserve">            selector.select(); // BLOCKS until event</w:t>
       </w:r>
     </w:p>
     <w:p/>
     <w:p>
       <w:r>
-        <w:t xml:space="preserve">            Iterator&lt;</w:t>
-      </w:r>
-      <w:proofErr w:type="spellStart"/>
-      <w:r>
-        <w:t>SelectionKey</w:t>
-      </w:r>
-      <w:proofErr w:type="spellEnd"/>
-      <w:r>
-        <w:t>&gt; keys =</w:t>
-      </w:r>
-    </w:p>
-    <w:p>
-      <w:r>
-        <w:t xml:space="preserve">                    </w:t>
-      </w:r>
-      <w:proofErr w:type="spellStart"/>
-      <w:r>
-        <w:t>selector.selectedKeys</w:t>
-      </w:r>
-      <w:proofErr w:type="spellEnd"/>
-      <w:r>
-        <w:t>().iterator();</w:t>
+        <w:t xml:space="preserve">            Iterator&lt;SelectionKey&gt; keys =</w:t>
+      </w:r>
+    </w:p>
+    <w:p>
+      <w:r>
+        <w:t xml:space="preserve">                    selector.selectedKeys().iterator();</w:t>
       </w:r>
     </w:p>
     <w:p/>
     <w:p>
       <w:r>
-        <w:t xml:space="preserve">            while (</w:t>
-      </w:r>
-      <w:proofErr w:type="spellStart"/>
-      <w:r>
-        <w:t>keys.hasNext</w:t>
-      </w:r>
-      <w:proofErr w:type="spellEnd"/>
-      <w:r>
-        <w:t>()) {</w:t>
-      </w:r>
-    </w:p>
-    <w:p>
-      <w:r>
-        <w:t xml:space="preserve">                </w:t>
-      </w:r>
-      <w:proofErr w:type="spellStart"/>
-      <w:r>
-        <w:t>SelectionKey</w:t>
-      </w:r>
-      <w:proofErr w:type="spellEnd"/>
-      <w:r>
-        <w:t xml:space="preserve"> key = </w:t>
-      </w:r>
-      <w:proofErr w:type="spellStart"/>
-      <w:r>
-        <w:t>keys.next</w:t>
-      </w:r>
-      <w:proofErr w:type="spellEnd"/>
-      <w:r>
-        <w:t>();</w:t>
-      </w:r>
-    </w:p>
-    <w:p>
-      <w:r>
-        <w:t xml:space="preserve">                </w:t>
-      </w:r>
-      <w:proofErr w:type="spellStart"/>
-      <w:r>
-        <w:t>keys.remove</w:t>
-      </w:r>
-      <w:proofErr w:type="spellEnd"/>
-      <w:r>
-        <w:t>();</w:t>
+        <w:t xml:space="preserve">            while (keys.hasNext()) {</w:t>
+      </w:r>
+    </w:p>
+    <w:p>
+      <w:r>
+        <w:t xml:space="preserve">                SelectionKey key = keys.next();</w:t>
+      </w:r>
+    </w:p>
+    <w:p>
+      <w:r>
+        <w:t xml:space="preserve">                keys.remove();</w:t>
       </w:r>
     </w:p>
     <w:p/>
@@ -8726,103 +6607,39 @@
     </w:p>
     <w:p>
       <w:r>
-        <w:t xml:space="preserve">                if (</w:t>
-      </w:r>
-      <w:proofErr w:type="spellStart"/>
-      <w:r>
-        <w:t>key.isAcceptable</w:t>
-      </w:r>
-      <w:proofErr w:type="spellEnd"/>
-      <w:r>
-        <w:t>()) {</w:t>
-      </w:r>
-    </w:p>
-    <w:p>
-      <w:r>
-        <w:t xml:space="preserve">                    </w:t>
-      </w:r>
-      <w:proofErr w:type="spellStart"/>
-      <w:r>
-        <w:t>SocketChannel</w:t>
-      </w:r>
-      <w:proofErr w:type="spellEnd"/>
-      <w:r>
-        <w:t xml:space="preserve"> client =</w:t>
-      </w:r>
-    </w:p>
-    <w:p>
-      <w:r>
-        <w:t xml:space="preserve">                            </w:t>
-      </w:r>
-      <w:proofErr w:type="spellStart"/>
-      <w:r>
-        <w:t>server.accept</w:t>
-      </w:r>
-      <w:proofErr w:type="spellEnd"/>
-      <w:r>
-        <w:t>();</w:t>
-      </w:r>
-    </w:p>
-    <w:p>
-      <w:r>
-        <w:t xml:space="preserve">                    </w:t>
-      </w:r>
-      <w:proofErr w:type="spellStart"/>
-      <w:r>
-        <w:t>client.configureBlocking</w:t>
-      </w:r>
-      <w:proofErr w:type="spellEnd"/>
-      <w:r>
-        <w:t>(false);</w:t>
+        <w:t xml:space="preserve">                if (key.isAcceptable()) {</w:t>
       </w:r>
     </w:p>
     <w:p>
       <w:r>
         <w:lastRenderedPageBreak/>
-        <w:t xml:space="preserve">                    </w:t>
-      </w:r>
-      <w:proofErr w:type="spellStart"/>
-      <w:r>
-        <w:t>client.register</w:t>
-      </w:r>
-      <w:proofErr w:type="spellEnd"/>
-      <w:r>
-        <w:t xml:space="preserve">(selector, </w:t>
-      </w:r>
-      <w:proofErr w:type="spellStart"/>
-      <w:r>
-        <w:t>SelectionKey.OP_READ</w:t>
-      </w:r>
-      <w:proofErr w:type="spellEnd"/>
-      <w:r>
-        <w:t>);</w:t>
+        <w:t xml:space="preserve">                    SocketChannel client =</w:t>
+      </w:r>
+    </w:p>
+    <w:p>
+      <w:r>
+        <w:t xml:space="preserve">                            server.accept();</w:t>
+      </w:r>
+    </w:p>
+    <w:p>
+      <w:r>
+        <w:t xml:space="preserve">                    client.configureBlocking(false);</w:t>
+      </w:r>
+    </w:p>
+    <w:p>
+      <w:r>
+        <w:t xml:space="preserve">                    client.register(selector, SelectionKey.OP_READ);</w:t>
       </w:r>
     </w:p>
     <w:p/>
     <w:p>
       <w:r>
-        <w:t xml:space="preserve">                    </w:t>
-      </w:r>
-      <w:proofErr w:type="spellStart"/>
-      <w:r>
-        <w:t>System.out.println</w:t>
-      </w:r>
-      <w:proofErr w:type="spellEnd"/>
-      <w:r>
-        <w:t>("Client connected: "</w:t>
-      </w:r>
-    </w:p>
-    <w:p>
-      <w:r>
-        <w:t xml:space="preserve">                            + </w:t>
-      </w:r>
-      <w:proofErr w:type="spellStart"/>
-      <w:r>
-        <w:t>client.getRemoteAddress</w:t>
-      </w:r>
-      <w:proofErr w:type="spellEnd"/>
-      <w:r>
-        <w:t>());</w:t>
+        <w:t xml:space="preserve">                    System.out.println("Client connected: "</w:t>
+      </w:r>
+    </w:p>
+    <w:p>
+      <w:r>
+        <w:t xml:space="preserve">                            + client.getRemoteAddress());</w:t>
       </w:r>
     </w:p>
     <w:p>
@@ -8847,90 +6664,34 @@
     </w:p>
     <w:p>
       <w:r>
-        <w:t xml:space="preserve">                if (</w:t>
-      </w:r>
-      <w:proofErr w:type="spellStart"/>
-      <w:r>
-        <w:t>key.isReadable</w:t>
-      </w:r>
-      <w:proofErr w:type="spellEnd"/>
-      <w:r>
-        <w:t>()) {</w:t>
-      </w:r>
-    </w:p>
-    <w:p>
-      <w:r>
-        <w:t xml:space="preserve">                    </w:t>
-      </w:r>
-      <w:proofErr w:type="spellStart"/>
-      <w:r>
-        <w:t>SocketChannel</w:t>
-      </w:r>
-      <w:proofErr w:type="spellEnd"/>
-      <w:r>
-        <w:t xml:space="preserve"> client =</w:t>
-      </w:r>
-    </w:p>
-    <w:p>
-      <w:r>
-        <w:t xml:space="preserve">                            (</w:t>
-      </w:r>
-      <w:proofErr w:type="spellStart"/>
-      <w:r>
-        <w:t>SocketChannel</w:t>
-      </w:r>
-      <w:proofErr w:type="spellEnd"/>
-      <w:r>
-        <w:t xml:space="preserve">) </w:t>
-      </w:r>
-      <w:proofErr w:type="spellStart"/>
-      <w:r>
-        <w:t>key.channel</w:t>
-      </w:r>
-      <w:proofErr w:type="spellEnd"/>
-      <w:r>
-        <w:t>();</w:t>
+        <w:t xml:space="preserve">                if (key.isReadable()) {</w:t>
+      </w:r>
+    </w:p>
+    <w:p>
+      <w:r>
+        <w:t xml:space="preserve">                    SocketChannel client =</w:t>
+      </w:r>
+    </w:p>
+    <w:p>
+      <w:r>
+        <w:t xml:space="preserve">                            (SocketChannel) key.channel();</w:t>
       </w:r>
     </w:p>
     <w:p/>
     <w:p>
       <w:r>
-        <w:t xml:space="preserve">                    </w:t>
-      </w:r>
-      <w:proofErr w:type="spellStart"/>
-      <w:r>
-        <w:t>ByteBuffer</w:t>
-      </w:r>
-      <w:proofErr w:type="spellEnd"/>
-      <w:r>
-        <w:t xml:space="preserve"> buffer =</w:t>
-      </w:r>
-    </w:p>
-    <w:p>
-      <w:r>
-        <w:t xml:space="preserve">                            </w:t>
-      </w:r>
-      <w:proofErr w:type="spellStart"/>
-      <w:r>
-        <w:t>ByteBuffer.allocate</w:t>
-      </w:r>
-      <w:proofErr w:type="spellEnd"/>
-      <w:r>
-        <w:t>(1024);</w:t>
+        <w:t xml:space="preserve">                    ByteBuffer buffer =</w:t>
+      </w:r>
+    </w:p>
+    <w:p>
+      <w:r>
+        <w:t xml:space="preserve">                            ByteBuffer.allocate(1024);</w:t>
       </w:r>
     </w:p>
     <w:p/>
     <w:p>
       <w:r>
-        <w:t xml:space="preserve">                    int read = </w:t>
-      </w:r>
-      <w:proofErr w:type="spellStart"/>
-      <w:r>
-        <w:t>client.read</w:t>
-      </w:r>
-      <w:proofErr w:type="spellEnd"/>
-      <w:r>
-        <w:t>(buffer);</w:t>
+        <w:t xml:space="preserve">                    int read = client.read(buffer);</w:t>
       </w:r>
     </w:p>
     <w:p/>
@@ -8941,28 +6702,12 @@
     </w:p>
     <w:p>
       <w:r>
-        <w:t xml:space="preserve">                        </w:t>
-      </w:r>
-      <w:proofErr w:type="spellStart"/>
-      <w:r>
-        <w:t>System.out.println</w:t>
-      </w:r>
-      <w:proofErr w:type="spellEnd"/>
-      <w:r>
-        <w:t>("Client disconnected");</w:t>
-      </w:r>
-    </w:p>
-    <w:p>
-      <w:r>
-        <w:t xml:space="preserve">                        </w:t>
-      </w:r>
-      <w:proofErr w:type="spellStart"/>
-      <w:r>
-        <w:t>client.close</w:t>
-      </w:r>
-      <w:proofErr w:type="spellEnd"/>
-      <w:r>
-        <w:t>();</w:t>
+        <w:t xml:space="preserve">                        System.out.println("Client disconnected");</w:t>
+      </w:r>
+    </w:p>
+    <w:p>
+      <w:r>
+        <w:t xml:space="preserve">                        client.close();</w:t>
       </w:r>
     </w:p>
     <w:p>
@@ -8978,15 +6723,7 @@
     <w:p/>
     <w:p>
       <w:r>
-        <w:t xml:space="preserve">                    </w:t>
-      </w:r>
-      <w:proofErr w:type="spellStart"/>
-      <w:r>
-        <w:t>buffer.flip</w:t>
-      </w:r>
-      <w:proofErr w:type="spellEnd"/>
-      <w:r>
-        <w:t>();</w:t>
+        <w:t xml:space="preserve">                    buffer.flip();</w:t>
       </w:r>
     </w:p>
     <w:p>
@@ -8996,55 +6733,124 @@
     </w:p>
     <w:p>
       <w:r>
-        <w:t xml:space="preserve">                            new String(</w:t>
-      </w:r>
-      <w:proofErr w:type="spellStart"/>
-      <w:r>
-        <w:t>buffer.array</w:t>
-      </w:r>
-      <w:proofErr w:type="spellEnd"/>
-      <w:r>
-        <w:t>()).trim();</w:t>
+        <w:t xml:space="preserve">                            new String(buffer.array()).trim();</w:t>
       </w:r>
     </w:p>
     <w:p/>
     <w:p>
       <w:r>
-        <w:t xml:space="preserve">                    </w:t>
-      </w:r>
-      <w:proofErr w:type="spellStart"/>
-      <w:r>
-        <w:t>System.out.println</w:t>
-      </w:r>
-      <w:proofErr w:type="spellEnd"/>
-      <w:r>
-        <w:t>("Received: " + message);</w:t>
+        <w:t xml:space="preserve">                    System.out.println("Received: " + message);</w:t>
       </w:r>
     </w:p>
     <w:p/>
     <w:p>
       <w:r>
+        <w:t xml:space="preserve">                    // Broadcast message</w:t>
+      </w:r>
+    </w:p>
+    <w:p>
+      <w:r>
+        <w:t xml:space="preserve">                    broadcast(selector, client, message);</w:t>
+      </w:r>
+    </w:p>
+    <w:p>
+      <w:r>
+        <w:t xml:space="preserve">                }</w:t>
+      </w:r>
+    </w:p>
+    <w:p>
+      <w:r>
+        <w:t xml:space="preserve">            }</w:t>
+      </w:r>
+    </w:p>
+    <w:p>
+      <w:r>
+        <w:t xml:space="preserve">        }</w:t>
+      </w:r>
+    </w:p>
+    <w:p>
+      <w:r>
+        <w:t xml:space="preserve">    }</w:t>
+      </w:r>
+    </w:p>
+    <w:p/>
+    <w:p>
+      <w:r>
+        <w:t xml:space="preserve">    private static void broadcast(</w:t>
+      </w:r>
+    </w:p>
+    <w:p>
+      <w:r>
+        <w:t xml:space="preserve">            Selector selector,</w:t>
+      </w:r>
+    </w:p>
+    <w:p>
+      <w:r>
+        <w:t xml:space="preserve">            SocketChannel sender,</w:t>
+      </w:r>
+    </w:p>
+    <w:p>
+      <w:r>
+        <w:t xml:space="preserve">            String message) throws Exception {</w:t>
+      </w:r>
+    </w:p>
+    <w:p/>
+    <w:p>
+      <w:r>
+        <w:t xml:space="preserve">        for (SelectionKey key : selector.keys()) {</w:t>
+      </w:r>
+    </w:p>
+    <w:p>
+      <w:r>
+        <w:t xml:space="preserve">            if (key.channel() instanceof SocketChannel &amp;&amp;</w:t>
+      </w:r>
+    </w:p>
+    <w:p>
+      <w:r>
+        <w:t xml:space="preserve">                key.channel() != sender) {</w:t>
+      </w:r>
+    </w:p>
+    <w:p/>
+    <w:p>
+      <w:r>
+        <w:t xml:space="preserve">                SocketChannel client =</w:t>
+      </w:r>
+    </w:p>
+    <w:p>
+      <w:r>
+        <w:t xml:space="preserve">                        (SocketChannel) key.channel();</w:t>
+      </w:r>
+    </w:p>
+    <w:p/>
+    <w:p>
+      <w:r>
+        <w:t xml:space="preserve">                ByteBuffer buffer =</w:t>
+      </w:r>
+    </w:p>
+    <w:p>
+      <w:r>
+        <w:t xml:space="preserve">                        ByteBuffer.wrap(</w:t>
+      </w:r>
+    </w:p>
+    <w:p>
+      <w:r>
+        <w:t xml:space="preserve">                                ("Client: " + message).getBytes());</w:t>
+      </w:r>
+    </w:p>
+    <w:p/>
+    <w:p>
+      <w:r>
+        <w:t xml:space="preserve">                client.write(buffer);</w:t>
+      </w:r>
+    </w:p>
+    <w:p>
+      <w:r>
+        <w:t xml:space="preserve">            }</w:t>
+      </w:r>
+    </w:p>
+    <w:p>
+      <w:r>
         <w:lastRenderedPageBreak/>
-        <w:t xml:space="preserve">                    // Broadcast message</w:t>
-      </w:r>
-    </w:p>
-    <w:p>
-      <w:r>
-        <w:t xml:space="preserve">                    broadcast(selector, client, message);</w:t>
-      </w:r>
-    </w:p>
-    <w:p>
-      <w:r>
-        <w:t xml:space="preserve">                }</w:t>
-      </w:r>
-    </w:p>
-    <w:p>
-      <w:r>
-        <w:t xml:space="preserve">            }</w:t>
-      </w:r>
-    </w:p>
-    <w:p>
-      <w:r>
         <w:t xml:space="preserve">        }</w:t>
       </w:r>
     </w:p>
@@ -9053,211 +6859,6 @@
         <w:t xml:space="preserve">    }</w:t>
       </w:r>
     </w:p>
-    <w:p/>
-    <w:p>
-      <w:r>
-        <w:t xml:space="preserve">    private static void broadcast(</w:t>
-      </w:r>
-    </w:p>
-    <w:p>
-      <w:r>
-        <w:t xml:space="preserve">            Selector </w:t>
-      </w:r>
-      <w:proofErr w:type="spellStart"/>
-      <w:r>
-        <w:t>selector</w:t>
-      </w:r>
-      <w:proofErr w:type="spellEnd"/>
-      <w:r>
-        <w:t>,</w:t>
-      </w:r>
-    </w:p>
-    <w:p>
-      <w:r>
-        <w:t xml:space="preserve">            </w:t>
-      </w:r>
-      <w:proofErr w:type="spellStart"/>
-      <w:r>
-        <w:t>SocketChannel</w:t>
-      </w:r>
-      <w:proofErr w:type="spellEnd"/>
-      <w:r>
-        <w:t xml:space="preserve"> sender,</w:t>
-      </w:r>
-    </w:p>
-    <w:p>
-      <w:r>
-        <w:t xml:space="preserve">            String message) throws Exception {</w:t>
-      </w:r>
-    </w:p>
-    <w:p/>
-    <w:p>
-      <w:r>
-        <w:t xml:space="preserve">        for (</w:t>
-      </w:r>
-      <w:proofErr w:type="spellStart"/>
-      <w:r>
-        <w:t>SelectionKey</w:t>
-      </w:r>
-      <w:proofErr w:type="spellEnd"/>
-      <w:r>
-        <w:t xml:space="preserve"> key : </w:t>
-      </w:r>
-      <w:proofErr w:type="spellStart"/>
-      <w:r>
-        <w:t>selector.keys</w:t>
-      </w:r>
-      <w:proofErr w:type="spellEnd"/>
-      <w:r>
-        <w:t>()) {</w:t>
-      </w:r>
-    </w:p>
-    <w:p>
-      <w:r>
-        <w:t xml:space="preserve">            if (</w:t>
-      </w:r>
-      <w:proofErr w:type="spellStart"/>
-      <w:r>
-        <w:t>key.channel</w:t>
-      </w:r>
-      <w:proofErr w:type="spellEnd"/>
-      <w:r>
-        <w:t xml:space="preserve">() </w:t>
-      </w:r>
-      <w:proofErr w:type="spellStart"/>
-      <w:r>
-        <w:t>instanceof</w:t>
-      </w:r>
-      <w:proofErr w:type="spellEnd"/>
-      <w:r>
-        <w:t xml:space="preserve"> </w:t>
-      </w:r>
-      <w:proofErr w:type="spellStart"/>
-      <w:r>
-        <w:t>SocketChannel</w:t>
-      </w:r>
-      <w:proofErr w:type="spellEnd"/>
-      <w:r>
-        <w:t xml:space="preserve"> &amp;&amp;</w:t>
-      </w:r>
-    </w:p>
-    <w:p>
-      <w:r>
-        <w:t xml:space="preserve">                </w:t>
-      </w:r>
-      <w:proofErr w:type="spellStart"/>
-      <w:r>
-        <w:t>key.channel</w:t>
-      </w:r>
-      <w:proofErr w:type="spellEnd"/>
-      <w:r>
-        <w:t>() != sender) {</w:t>
-      </w:r>
-    </w:p>
-    <w:p/>
-    <w:p>
-      <w:r>
-        <w:t xml:space="preserve">                </w:t>
-      </w:r>
-      <w:proofErr w:type="spellStart"/>
-      <w:r>
-        <w:t>SocketChannel</w:t>
-      </w:r>
-      <w:proofErr w:type="spellEnd"/>
-      <w:r>
-        <w:t xml:space="preserve"> client =</w:t>
-      </w:r>
-    </w:p>
-    <w:p>
-      <w:r>
-        <w:t xml:space="preserve">                        (</w:t>
-      </w:r>
-      <w:proofErr w:type="spellStart"/>
-      <w:r>
-        <w:t>SocketChannel</w:t>
-      </w:r>
-      <w:proofErr w:type="spellEnd"/>
-      <w:r>
-        <w:t xml:space="preserve">) </w:t>
-      </w:r>
-      <w:proofErr w:type="spellStart"/>
-      <w:r>
-        <w:t>key.channel</w:t>
-      </w:r>
-      <w:proofErr w:type="spellEnd"/>
-      <w:r>
-        <w:t>();</w:t>
-      </w:r>
-    </w:p>
-    <w:p/>
-    <w:p>
-      <w:r>
-        <w:t xml:space="preserve">                </w:t>
-      </w:r>
-      <w:proofErr w:type="spellStart"/>
-      <w:r>
-        <w:t>ByteBuffer</w:t>
-      </w:r>
-      <w:proofErr w:type="spellEnd"/>
-      <w:r>
-        <w:t xml:space="preserve"> buffer =</w:t>
-      </w:r>
-    </w:p>
-    <w:p>
-      <w:r>
-        <w:t xml:space="preserve">                        </w:t>
-      </w:r>
-      <w:proofErr w:type="spellStart"/>
-      <w:r>
-        <w:t>ByteBuffer.wrap</w:t>
-      </w:r>
-      <w:proofErr w:type="spellEnd"/>
-      <w:r>
-        <w:t>(</w:t>
-      </w:r>
-    </w:p>
-    <w:p>
-      <w:r>
-        <w:t xml:space="preserve">                                ("Client: " + message).</w:t>
-      </w:r>
-      <w:proofErr w:type="spellStart"/>
-      <w:r>
-        <w:t>getBytes</w:t>
-      </w:r>
-      <w:proofErr w:type="spellEnd"/>
-      <w:r>
-        <w:t>());</w:t>
-      </w:r>
-    </w:p>
-    <w:p/>
-    <w:p>
-      <w:r>
-        <w:t xml:space="preserve">                </w:t>
-      </w:r>
-      <w:proofErr w:type="spellStart"/>
-      <w:r>
-        <w:t>client.write</w:t>
-      </w:r>
-      <w:proofErr w:type="spellEnd"/>
-      <w:r>
-        <w:t>(buffer);</w:t>
-      </w:r>
-    </w:p>
-    <w:p>
-      <w:r>
-        <w:t xml:space="preserve">            }</w:t>
-      </w:r>
-    </w:p>
-    <w:p>
-      <w:r>
-        <w:t xml:space="preserve">        }</w:t>
-      </w:r>
-    </w:p>
-    <w:p>
-      <w:r>
-        <w:t xml:space="preserve">    }</w:t>
-      </w:r>
-    </w:p>
     <w:p>
       <w:r>
         <w:t>}</w:t>
@@ -9265,7 +6866,6 @@
     </w:p>
     <w:p>
       <w:r>
-        <w:lastRenderedPageBreak/>
         <w:pict w14:anchorId="04289B79">
           <v:rect id="_x0000_i1057" style="width:0;height:1.5pt" o:hralign="center" o:hrstd="t" o:hr="t" fillcolor="#a0a0a0" stroked="f"/>
         </w:pict>
@@ -9303,177 +6903,73 @@
     </w:p>
     <w:p>
       <w:r>
-        <w:t xml:space="preserve">package </w:t>
-      </w:r>
-      <w:proofErr w:type="spellStart"/>
-      <w:r>
-        <w:t>com.nio.chat</w:t>
-      </w:r>
-      <w:proofErr w:type="spellEnd"/>
-      <w:r>
-        <w:t>;</w:t>
+        <w:t>package com.nio.chat;</w:t>
       </w:r>
     </w:p>
     <w:p/>
     <w:p>
       <w:r>
-        <w:t xml:space="preserve">import </w:t>
-      </w:r>
-      <w:proofErr w:type="spellStart"/>
-      <w:r>
-        <w:t>java.net.InetSocketAddress</w:t>
-      </w:r>
-      <w:proofErr w:type="spellEnd"/>
-      <w:r>
-        <w:t>;</w:t>
-      </w:r>
-    </w:p>
-    <w:p>
-      <w:r>
-        <w:t xml:space="preserve">import </w:t>
-      </w:r>
-      <w:proofErr w:type="spellStart"/>
-      <w:r>
-        <w:t>java.nio.ByteBuffer</w:t>
-      </w:r>
-      <w:proofErr w:type="spellEnd"/>
-      <w:r>
-        <w:t>;</w:t>
-      </w:r>
-    </w:p>
-    <w:p>
-      <w:r>
-        <w:t xml:space="preserve">import </w:t>
-      </w:r>
-      <w:proofErr w:type="spellStart"/>
-      <w:r>
-        <w:t>java.nio.channels.SocketChannel</w:t>
-      </w:r>
-      <w:proofErr w:type="spellEnd"/>
-      <w:r>
-        <w:t>;</w:t>
-      </w:r>
-    </w:p>
-    <w:p>
-      <w:r>
-        <w:t xml:space="preserve">import </w:t>
-      </w:r>
-      <w:proofErr w:type="spellStart"/>
-      <w:r>
-        <w:t>java.util.Scanner</w:t>
-      </w:r>
-      <w:proofErr w:type="spellEnd"/>
-      <w:r>
-        <w:t>;</w:t>
+        <w:t>import java.net.InetSocketAddress;</w:t>
+      </w:r>
+    </w:p>
+    <w:p>
+      <w:r>
+        <w:t>import java.nio.ByteBuffer;</w:t>
+      </w:r>
+    </w:p>
+    <w:p>
+      <w:r>
+        <w:t>import java.nio.channels.SocketChannel;</w:t>
+      </w:r>
+    </w:p>
+    <w:p>
+      <w:r>
+        <w:t>import java.util.Scanner;</w:t>
       </w:r>
     </w:p>
     <w:p/>
     <w:p>
       <w:r>
-        <w:t xml:space="preserve">public class </w:t>
-      </w:r>
-      <w:proofErr w:type="spellStart"/>
-      <w:r>
-        <w:t>NIOChatClient</w:t>
-      </w:r>
-      <w:proofErr w:type="spellEnd"/>
-      <w:r>
-        <w:t xml:space="preserve"> {</w:t>
+        <w:t>public class NIOChatClient {</w:t>
       </w:r>
     </w:p>
     <w:p/>
     <w:p>
       <w:r>
-        <w:t xml:space="preserve">    public static void main(String[] </w:t>
-      </w:r>
-      <w:proofErr w:type="spellStart"/>
-      <w:r>
-        <w:t>args</w:t>
-      </w:r>
-      <w:proofErr w:type="spellEnd"/>
-      <w:r>
-        <w:t>) throws Exception {</w:t>
+        <w:t xml:space="preserve">    public static void main(String[] args) throws Exception {</w:t>
       </w:r>
     </w:p>
     <w:p/>
     <w:p>
       <w:r>
-        <w:t xml:space="preserve">        </w:t>
-      </w:r>
-      <w:proofErr w:type="spellStart"/>
-      <w:r>
-        <w:t>SocketChannel</w:t>
-      </w:r>
-      <w:proofErr w:type="spellEnd"/>
-      <w:r>
-        <w:t xml:space="preserve"> client =</w:t>
-      </w:r>
-    </w:p>
-    <w:p>
-      <w:r>
-        <w:t xml:space="preserve">                </w:t>
-      </w:r>
-      <w:proofErr w:type="spellStart"/>
-      <w:r>
-        <w:t>SocketChannel.open</w:t>
-      </w:r>
-      <w:proofErr w:type="spellEnd"/>
-      <w:r>
-        <w:t>(</w:t>
-      </w:r>
-    </w:p>
-    <w:p>
-      <w:r>
-        <w:t xml:space="preserve">                        new </w:t>
-      </w:r>
-      <w:proofErr w:type="spellStart"/>
-      <w:r>
-        <w:t>InetSocketAddress</w:t>
-      </w:r>
-      <w:proofErr w:type="spellEnd"/>
-      <w:r>
-        <w:t>("localhost", 9090));</w:t>
+        <w:t xml:space="preserve">        SocketChannel client =</w:t>
+      </w:r>
+    </w:p>
+    <w:p>
+      <w:r>
+        <w:t xml:space="preserve">                SocketChannel.open(</w:t>
+      </w:r>
+    </w:p>
+    <w:p>
+      <w:r>
+        <w:t xml:space="preserve">                        new InetSocketAddress("localhost", 9090));</w:t>
       </w:r>
     </w:p>
     <w:p/>
     <w:p>
       <w:r>
-        <w:t xml:space="preserve">        </w:t>
-      </w:r>
-      <w:proofErr w:type="spellStart"/>
-      <w:r>
-        <w:t>client.configureBlocking</w:t>
-      </w:r>
-      <w:proofErr w:type="spellEnd"/>
-      <w:r>
-        <w:t>(false);</w:t>
+        <w:t xml:space="preserve">        client.configureBlocking(false);</w:t>
       </w:r>
     </w:p>
     <w:p/>
     <w:p>
       <w:r>
-        <w:t xml:space="preserve">        Scanner </w:t>
-      </w:r>
-      <w:proofErr w:type="spellStart"/>
-      <w:r>
-        <w:t>sc</w:t>
-      </w:r>
-      <w:proofErr w:type="spellEnd"/>
-      <w:r>
-        <w:t xml:space="preserve"> = new Scanner(System.in);</w:t>
-      </w:r>
-    </w:p>
-    <w:p>
-      <w:r>
-        <w:t xml:space="preserve">        </w:t>
-      </w:r>
-      <w:proofErr w:type="spellStart"/>
-      <w:r>
-        <w:t>System.out.println</w:t>
-      </w:r>
-      <w:proofErr w:type="spellEnd"/>
-      <w:r>
-        <w:t>("Connected to chat server");</w:t>
+        <w:t xml:space="preserve">        Scanner sc = new Scanner(System.in);</w:t>
+      </w:r>
+    </w:p>
+    <w:p>
+      <w:r>
+        <w:t xml:space="preserve">        System.out.println("Connected to chat server");</w:t>
       </w:r>
     </w:p>
     <w:p/>
@@ -9484,73 +6980,25 @@
     </w:p>
     <w:p>
       <w:r>
-        <w:t xml:space="preserve">            String </w:t>
-      </w:r>
-      <w:proofErr w:type="spellStart"/>
-      <w:r>
-        <w:t>msg</w:t>
-      </w:r>
-      <w:proofErr w:type="spellEnd"/>
-      <w:r>
-        <w:t xml:space="preserve"> = </w:t>
-      </w:r>
-      <w:proofErr w:type="spellStart"/>
-      <w:r>
-        <w:t>sc.nextLine</w:t>
-      </w:r>
-      <w:proofErr w:type="spellEnd"/>
-      <w:r>
-        <w:t>();</w:t>
+        <w:t xml:space="preserve">            String msg = sc.nextLine();</w:t>
       </w:r>
     </w:p>
     <w:p/>
     <w:p>
       <w:r>
-        <w:t xml:space="preserve">            </w:t>
-      </w:r>
-      <w:proofErr w:type="spellStart"/>
-      <w:r>
-        <w:t>ByteBuffer</w:t>
-      </w:r>
-      <w:proofErr w:type="spellEnd"/>
-      <w:r>
-        <w:t xml:space="preserve"> buffer =</w:t>
-      </w:r>
-    </w:p>
-    <w:p>
-      <w:r>
-        <w:t xml:space="preserve">                    </w:t>
-      </w:r>
-      <w:proofErr w:type="spellStart"/>
-      <w:r>
-        <w:t>ByteBuffer.wrap</w:t>
-      </w:r>
-      <w:proofErr w:type="spellEnd"/>
-      <w:r>
-        <w:t>(</w:t>
-      </w:r>
-      <w:proofErr w:type="spellStart"/>
-      <w:r>
-        <w:t>msg.getBytes</w:t>
-      </w:r>
-      <w:proofErr w:type="spellEnd"/>
-      <w:r>
-        <w:t>());</w:t>
+        <w:lastRenderedPageBreak/>
+        <w:t xml:space="preserve">            ByteBuffer buffer =</w:t>
+      </w:r>
+    </w:p>
+    <w:p>
+      <w:r>
+        <w:t xml:space="preserve">                    ByteBuffer.wrap(msg.getBytes());</w:t>
       </w:r>
     </w:p>
     <w:p/>
     <w:p>
       <w:r>
-        <w:lastRenderedPageBreak/>
-        <w:t xml:space="preserve">            </w:t>
-      </w:r>
-      <w:proofErr w:type="spellStart"/>
-      <w:r>
-        <w:t>client.write</w:t>
-      </w:r>
-      <w:proofErr w:type="spellEnd"/>
-      <w:r>
-        <w:t>(buffer);</w:t>
+        <w:t xml:space="preserve">            client.write(buffer);</w:t>
       </w:r>
     </w:p>
     <w:p>
@@ -9622,33 +7070,28 @@
     </w:p>
     <w:p>
       <w:r>
+        <w:t>Run NIOChatServer</w:t>
+      </w:r>
+    </w:p>
+    <w:p>
+      <w:pPr>
+        <w:rPr>
+          <w:b/>
+          <w:bCs/>
+        </w:rPr>
+      </w:pPr>
+      <w:r>
+        <w:rPr>
+          <w:b/>
+          <w:bCs/>
+        </w:rPr>
+        <w:t>Step 2</w:t>
+      </w:r>
+    </w:p>
+    <w:p>
+      <w:r>
         <w:t xml:space="preserve">Run </w:t>
       </w:r>
-      <w:proofErr w:type="spellStart"/>
-      <w:r>
-        <w:t>NIOChatServer</w:t>
-      </w:r>
-      <w:proofErr w:type="spellEnd"/>
-    </w:p>
-    <w:p>
-      <w:pPr>
-        <w:rPr>
-          <w:b/>
-          <w:bCs/>
-        </w:rPr>
-      </w:pPr>
-      <w:r>
-        <w:rPr>
-          <w:b/>
-          <w:bCs/>
-        </w:rPr>
-        <w:t>Step 2</w:t>
-      </w:r>
-    </w:p>
-    <w:p>
-      <w:r>
-        <w:t xml:space="preserve">Run </w:t>
-      </w:r>
       <w:r>
         <w:rPr>
           <w:b/>
@@ -9657,13 +7100,8 @@
         <w:t>multiple</w:t>
       </w:r>
       <w:r>
-        <w:t xml:space="preserve"> </w:t>
-      </w:r>
-      <w:proofErr w:type="spellStart"/>
-      <w:r>
-        <w:t>NIOChatClient</w:t>
-      </w:r>
-      <w:proofErr w:type="spellEnd"/>
+        <w:t xml:space="preserve"> NIOChatClient</w:t>
+      </w:r>
     </w:p>
     <w:p>
       <w:pPr>
@@ -9866,6 +7304,7 @@
         <w:rPr>
           <w:rFonts w:ascii="Segoe UI Symbol" w:hAnsi="Segoe UI Symbol" w:cs="Segoe UI Symbol"/>
         </w:rPr>
+        <w:lastRenderedPageBreak/>
         <w:t>✔</w:t>
       </w:r>
       <w:r>
